--- a/ClinicFlow_Architecture_And_Optimizations.docx
+++ b/ClinicFlow_Architecture_And_Optimizations.docx
@@ -35,7 +35,7 @@
           <w:sz w:val="26"/>
           <w:szCs w:val="26"/>
         </w:rPr>
-        <w:t xml:space="preserve">دليل الهندسة المعمارية والتحسينات المتقدمة لتحمل أقصى ضغط بأقل تكلفة</w:t>
+        <w:t xml:space="preserve">الدليل الهندسي المعماري المحدّث: تشغيل المنظومة تحت أقصى ضغط وكفاءة الموارد</w:t>
       </w:r>
     </w:p>
     <w:p>
@@ -51,7 +51,7 @@
           <w:sz w:val="21"/>
           <w:szCs w:val="21"/>
         </w:rPr>
-        <w:t xml:space="preserve">وثيقة فنية معتمدة لإدارة الساس وأصحاب القرار — إصدار سبتمبر 2026</w:t>
+        <w:t xml:space="preserve">وثيقة فنية مدققة ومختبرة برمجياً لإدارة الساس وأصحاب القرار — أكتوبر 2026 (v5.3 Audited)</w:t>
       </w:r>
     </w:p>
     <w:tbl>
@@ -101,7 +101,7 @@
                 <w:sz w:val="24"/>
                 <w:szCs w:val="24"/>
               </w:rPr>
-              <w:t xml:space="preserve">🎯 المعادلة الهندسية الأساسية (The Zero-Cost Peak Stress Rule)</w:t>
+              <w:t xml:space="preserve">🎯 الرؤية الهندسية ونطاق التشغيل الواقعي (Operational Envelope)</w:t>
             </w:r>
           </w:p>
           <w:p>
@@ -116,7 +116,7 @@
                 <w:sz w:val="22"/>
                 <w:szCs w:val="22"/>
               </w:rPr>
-              <w:t xml:space="preserve">تشغيل العيادة تحت أقصى طاقة استيعابية (70 إلى 100 مريض يومياً / 2,500 مريض شهرياً) باستجابة فورية أقل من ثانية، مع الإبقاء على التكلفة السحابية الشهرية عند حدود الصفر الفعلي ($0 - $25/شهر)، والعمل دون انقطاع حتى في حال انقطاع شبكة الإنترنت بالكامل.</w:t>
+              <w:t xml:space="preserve">تشغيل العيادة تحت طاقة الذروة الفعلية (70 إلى 100 كشف يومياً / 2,500 كشف شهرياً) بأعلى استقرار وترشيد للباندويث، مع ضبط التكلفة السحابية ضمن الباقات الأساسية ($0 - $25/شهر)، والصمود الموضعي عند انقطاع الإنترنت للعمليات المحلية، وتطبيق معايير عدم التكرار والذرية في حجز المواعيد.</w:t>
             </w:r>
           </w:p>
         </w:tc>
@@ -138,7 +138,7 @@
           <w:sz w:val="32"/>
           <w:szCs w:val="32"/>
         </w:rPr>
-        <w:t xml:space="preserve">1. الفلسفة المعمارية: كيف يعمل النظام بأقصى كفاءة وبأقل تكلفة؟</w:t>
+        <w:t xml:space="preserve">1. الفلسفة المعمارية والحدود التشغيلية الواقعية</w:t>
       </w:r>
     </w:p>
     <w:p>
@@ -156,7 +156,7 @@
           <w:sz w:val="22"/>
           <w:szCs w:val="22"/>
         </w:rPr>
-        <w:t xml:space="preserve">في معظم البرمجيات الطبية التقليدية، تعتمد العيادة على سيرفرات مركزية باهظة؛ أي نقرة زر أو بحث عن مريض يرسل طلباً للسيرفر، فإذا انقطع الإنترنت أو دخل 50 مريضاً في وقت واحد تتوقف العيادة عن العمل. اعتمدت منظومة كلينك فلو على 4 ركائز معمارية حديثة قلبت هذه المعادلة:</w:t>
+        <w:t xml:space="preserve">يعتمد التصميم المعماري لمنظومة كلينك فلو على تحقيق التوازن الدقيق بين الأداء الفائق والتكلفة المنضبطة. في عيادة تستقبل 70-100 كشف يومياً، تكفي الباقات الأساسية السحابية شرط ترشيد الاستعلامات ومنع الهدر البرمجي. ترتكز المنظومة على 4 مبادئ رئيسية:</w:t>
       </w:r>
     </w:p>
     <w:p>
@@ -188,7 +188,7 @@
           <w:sz w:val="22"/>
           <w:szCs w:val="22"/>
         </w:rPr>
-        <w:t xml:space="preserve">يتم إجراء الفلترة، الفهرسة، والتحقق داخل متصفح جهاز العيادة بدلاً من إجهاد السيرفر السحابي.</w:t>
+        <w:t xml:space="preserve">إجراء الفرز، الفلترة، وفهرسة أرقام الهواتف داخل ذاكرة المتصفح لتخفيف العبء عن الخادم المركزي.</w:t>
       </w:r>
     </w:p>
     <w:p>
@@ -211,7 +211,7 @@
           <w:sz w:val="22"/>
           <w:szCs w:val="22"/>
         </w:rPr>
-        <w:t xml:space="preserve">التخزين المؤقت الذكي (Multi-Tier Caching): </w:t>
+        <w:t xml:space="preserve">التخزين المؤقت ثنائي الطبقات (Multi-Tier Caching): </w:t>
       </w:r>
       <w:r>
         <w:rPr>
@@ -220,7 +220,7 @@
           <w:sz w:val="22"/>
           <w:szCs w:val="22"/>
         </w:rPr>
-        <w:t xml:space="preserve">أكثر من 90% من استعلامات القراءة يتم الرد عليها محلياً في 0.001 ثانية دون لمس قاعدة البيانات.</w:t>
+        <w:t xml:space="preserve">تجميع الطلبات المتطابقة (Single-Flight) وتخزين البيانات المتكررة مع زمن انتهاء عشوائي لمنع التدافع المفاجئ.</w:t>
       </w:r>
     </w:p>
     <w:p>
@@ -243,7 +243,7 @@
           <w:sz w:val="22"/>
           <w:szCs w:val="22"/>
         </w:rPr>
-        <w:t xml:space="preserve">العمل دون اتصال أولاً (Offline-First): </w:t>
+        <w:t xml:space="preserve">صندوق المزامنة الموضعي (Offline-First Outbox): </w:t>
       </w:r>
       <w:r>
         <w:rPr>
@@ -252,7 +252,7 @@
           <w:sz w:val="22"/>
           <w:szCs w:val="22"/>
         </w:rPr>
-        <w:t xml:space="preserve">العيادة تعمل بكامل طاقتها (تسجيل، كشف، حضور، طباعة إيصالات) حتى لو انقطع الإنترنت لساعات.</w:t>
+        <w:t xml:space="preserve">تسجيل العمليات محلياً ومزامنتها بالترتيب عند عودة الإنترنت مع الحفاظ على سجل النزاعات الطبية.</w:t>
       </w:r>
     </w:p>
     <w:p>
@@ -275,7 +275,7 @@
           <w:sz w:val="22"/>
           <w:szCs w:val="22"/>
         </w:rPr>
-        <w:t xml:space="preserve">تصفير هدر البيانات (Zero-Egress Data): </w:t>
+        <w:t xml:space="preserve">ترشيد استهلاك الباندويث (Egress Optimization): </w:t>
       </w:r>
       <w:r>
         <w:rPr>
@@ -284,7 +284,7 @@
           <w:sz w:val="22"/>
           <w:szCs w:val="22"/>
         </w:rPr>
-        <w:t xml:space="preserve">استدعاء الأعمدة الضرورية فقط، وتوزيع ملفات الواجهة والخطوط على شبكات الـ Edge العالمية مجاناً.</w:t>
+        <w:t xml:space="preserve">طلب الحقول الضرورية فقط (Explicit Column Projection) وإلغاء الاستعلامات العامة العشوائية.</w:t>
       </w:r>
     </w:p>
     <w:p>
@@ -303,25 +303,7 @@
           <w:sz w:val="32"/>
           <w:szCs w:val="32"/>
         </w:rPr>
-        <w:t xml:space="preserve">2. تفاصيل التحسينات الهندسية المنفذة في الكود</w:t>
-      </w:r>
-    </w:p>
-    <w:p>
-      <w:pPr>
-        <w:bidi/>
-        <w:spacing w:after="100" w:before="200"/>
-        <w:jc w:val="left"/>
-      </w:pPr>
-      <w:r>
-        <w:rPr>
-          <w:rFonts w:ascii="Arial" w:cs="Arial" w:eastAsia="Arial" w:hAnsi="Arial"/>
-          <w:b/>
-          <w:bCs/>
-          <w:color w:val="1E3A8A"/>
-          <w:sz w:val="24"/>
-          <w:szCs w:val="24"/>
-        </w:rPr>
-        <w:t xml:space="preserve">أولاً: تأمين وحماية اتصال قاعدة البيانات السحابية (Supabase Connection Hardening)</w:t>
+        <w:t xml:space="preserve">2. جدول مطابقة وتصنيف الادعاءات الهندسية (Claims Audit Matrix)</w:t>
       </w:r>
     </w:p>
     <w:p>
@@ -339,750 +321,7 @@
           <w:sz w:val="22"/>
           <w:szCs w:val="22"/>
         </w:rPr>
-        <w:t xml:space="preserve">الملف المسؤول: src/lib/supabase.js</w:t>
-      </w:r>
-    </w:p>
-    <w:p>
-      <w:pPr>
-        <w:pStyle w:val="ListParagraph"/>
-        <w:numPr>
-          <w:ilvl w:val="0"/>
-          <w:numId w:val="1"/>
-        </w:numPr>
-        <w:bidi/>
-        <w:spacing w:after="80" w:before="80"/>
-        <w:jc w:val="left"/>
-      </w:pPr>
-      <w:r>
-        <w:rPr>
-          <w:rFonts w:ascii="Arial" w:cs="Arial" w:eastAsia="Arial" w:hAnsi="Arial"/>
-          <w:b/>
-          <w:bCs/>
-          <w:color w:val="0F172A"/>
-          <w:sz w:val="22"/>
-          <w:szCs w:val="22"/>
-        </w:rPr>
-        <w:t xml:space="preserve">كبح تدفق الأحداث (Realtime Throttling): </w:t>
-      </w:r>
-      <w:r>
-        <w:rPr>
-          <w:rFonts w:ascii="Arial" w:cs="Arial" w:eastAsia="Arial" w:hAnsi="Arial"/>
-          <w:color w:val="475569"/>
-          <w:sz w:val="22"/>
-          <w:szCs w:val="22"/>
-        </w:rPr>
-        <w:t xml:space="preserve">تقييد أحداث الـ Realtime بسقف 10 أحداث/ثانية، مما يمنع إغراق المتصفح في ساعات الذروة ويحمي واجهة المستخدم من التجمد والتهنيج.</w:t>
-      </w:r>
-    </w:p>
-    <w:p>
-      <w:pPr>
-        <w:pStyle w:val="ListParagraph"/>
-        <w:numPr>
-          <w:ilvl w:val="0"/>
-          <w:numId w:val="1"/>
-        </w:numPr>
-        <w:bidi/>
-        <w:spacing w:after="80" w:before="80"/>
-        <w:jc w:val="left"/>
-      </w:pPr>
-      <w:r>
-        <w:rPr>
-          <w:rFonts w:ascii="Arial" w:cs="Arial" w:eastAsia="Arial" w:hAnsi="Arial"/>
-          <w:b/>
-          <w:bCs/>
-          <w:color w:val="0F172A"/>
-          <w:sz w:val="22"/>
-          <w:szCs w:val="22"/>
-        </w:rPr>
-        <w:t xml:space="preserve">تجديد التوكنز التلقائي (autoRefreshToken): </w:t>
-      </w:r>
-      <w:r>
-        <w:rPr>
-          <w:rFonts w:ascii="Arial" w:cs="Arial" w:eastAsia="Arial" w:hAnsi="Arial"/>
-          <w:color w:val="475569"/>
-          <w:sz w:val="22"/>
-          <w:szCs w:val="22"/>
-        </w:rPr>
-        <w:t xml:space="preserve">إدارة الجلسات في الخلفية مع حفظها محلياً دون الحاجة لمصافحة السيرفر في كل نقرة أو تحديث للصفحة.</w:t>
-      </w:r>
-    </w:p>
-    <w:p>
-      <w:pPr>
-        <w:pStyle w:val="ListParagraph"/>
-        <w:numPr>
-          <w:ilvl w:val="0"/>
-          <w:numId w:val="1"/>
-        </w:numPr>
-        <w:bidi/>
-        <w:spacing w:after="80" w:before="80"/>
-        <w:jc w:val="left"/>
-      </w:pPr>
-      <w:r>
-        <w:rPr>
-          <w:rFonts w:ascii="Arial" w:cs="Arial" w:eastAsia="Arial" w:hAnsi="Arial"/>
-          <w:b/>
-          <w:bCs/>
-          <w:color w:val="0F172A"/>
-          <w:sz w:val="22"/>
-          <w:szCs w:val="22"/>
-        </w:rPr>
-        <w:t xml:space="preserve">ترويسة التتبع الموحدة (x-client-info): </w:t>
-      </w:r>
-      <w:r>
-        <w:rPr>
-          <w:rFonts w:ascii="Arial" w:cs="Arial" w:eastAsia="Arial" w:hAnsi="Arial"/>
-          <w:color w:val="475569"/>
-          <w:sz w:val="22"/>
-          <w:szCs w:val="22"/>
-        </w:rPr>
-        <w:t xml:space="preserve">إرسال تعريف دقيق clinicflow-web/2.0 لمراقبة الأحمال وعزل الطلبات المشبوهة.</w:t>
-      </w:r>
-    </w:p>
-    <w:p>
-      <w:pPr>
-        <w:bidi/>
-        <w:spacing w:after="100" w:before="200"/>
-        <w:jc w:val="left"/>
-      </w:pPr>
-      <w:r>
-        <w:rPr>
-          <w:rFonts w:ascii="Arial" w:cs="Arial" w:eastAsia="Arial" w:hAnsi="Arial"/>
-          <w:b/>
-          <w:bCs/>
-          <w:color w:val="1E3A8A"/>
-          <w:sz w:val="24"/>
-          <w:szCs w:val="24"/>
-        </w:rPr>
-        <w:t xml:space="preserve">ثانياً: إسقاط الأعمدة لتوفير الباندويث بنسبة 70% (Zero-Egress Column Projection)</w:t>
-      </w:r>
-    </w:p>
-    <w:p>
-      <w:pPr>
-        <w:bidi/>
-        <w:spacing w:after="80" w:before="60"/>
-        <w:jc w:val="left"/>
-      </w:pPr>
-      <w:r>
-        <w:rPr>
-          <w:rFonts w:ascii="Arial" w:cs="Arial" w:eastAsia="Arial" w:hAnsi="Arial"/>
-          <w:b w:val="false"/>
-          <w:bCs w:val="false"/>
-          <w:color w:val="0F172A"/>
-          <w:sz w:val="22"/>
-          <w:szCs w:val="22"/>
-        </w:rPr>
-        <w:t xml:space="preserve">الملفات المسؤولة: appointmentsService.js, patientsService.js, api/v1/appointments.js</w:t>
-      </w:r>
-    </w:p>
-    <w:p>
-      <w:pPr>
-        <w:pStyle w:val="ListParagraph"/>
-        <w:numPr>
-          <w:ilvl w:val="0"/>
-          <w:numId w:val="1"/>
-        </w:numPr>
-        <w:bidi/>
-        <w:spacing w:after="80" w:before="80"/>
-        <w:jc w:val="left"/>
-      </w:pPr>
-      <w:r>
-        <w:rPr>
-          <w:rFonts w:ascii="Arial" w:cs="Arial" w:eastAsia="Arial" w:hAnsi="Arial"/>
-          <w:b/>
-          <w:bCs/>
-          <w:color w:val="0F172A"/>
-          <w:sz w:val="22"/>
-          <w:szCs w:val="22"/>
-        </w:rPr>
-        <w:t xml:space="preserve">إلغاء استعلامات SELECT * العامة: </w:t>
-      </w:r>
-      <w:r>
-        <w:rPr>
-          <w:rFonts w:ascii="Arial" w:cs="Arial" w:eastAsia="Arial" w:hAnsi="Arial"/>
-          <w:color w:val="475569"/>
-          <w:sz w:val="22"/>
-          <w:szCs w:val="22"/>
-        </w:rPr>
-        <w:t xml:space="preserve">أصبح كل استعلام يطلب فقط الحقول التي تحتاجها الشاشة المعنية، مما قلل حجم البيانات المتبادلة بأكثر من 70%.</w:t>
-      </w:r>
-    </w:p>
-    <w:p>
-      <w:pPr>
-        <w:pStyle w:val="ListParagraph"/>
-        <w:numPr>
-          <w:ilvl w:val="0"/>
-          <w:numId w:val="1"/>
-        </w:numPr>
-        <w:bidi/>
-        <w:spacing w:after="80" w:before="80"/>
-        <w:jc w:val="left"/>
-      </w:pPr>
-      <w:r>
-        <w:rPr>
-          <w:rFonts w:ascii="Arial" w:cs="Arial" w:eastAsia="Arial" w:hAnsi="Arial"/>
-          <w:b/>
-          <w:bCs/>
-          <w:color w:val="0F172A"/>
-          <w:sz w:val="22"/>
-          <w:szCs w:val="22"/>
-        </w:rPr>
-        <w:t xml:space="preserve">تسريع فحص التضارب (checkSlotCollision): </w:t>
-      </w:r>
-      <w:r>
-        <w:rPr>
-          <w:rFonts w:ascii="Arial" w:cs="Arial" w:eastAsia="Arial" w:hAnsi="Arial"/>
-          <w:color w:val="475569"/>
-          <w:sz w:val="22"/>
-          <w:szCs w:val="22"/>
-        </w:rPr>
-        <w:t xml:space="preserve">أصبح فحص توفر المواعيد يطلب عمود id فقط بحجم بايتات معدودة بدلاً من سحب كائن الموعد كاملاً.</w:t>
-      </w:r>
-    </w:p>
-    <w:p>
-      <w:pPr>
-        <w:pStyle w:val="ListParagraph"/>
-        <w:numPr>
-          <w:ilvl w:val="0"/>
-          <w:numId w:val="1"/>
-        </w:numPr>
-        <w:bidi/>
-        <w:spacing w:after="80" w:before="80"/>
-        <w:jc w:val="left"/>
-      </w:pPr>
-      <w:r>
-        <w:rPr>
-          <w:rFonts w:ascii="Arial" w:cs="Arial" w:eastAsia="Arial" w:hAnsi="Arial"/>
-          <w:b/>
-          <w:bCs/>
-          <w:color w:val="0F172A"/>
-          <w:sz w:val="22"/>
-          <w:szCs w:val="22"/>
-        </w:rPr>
-        <w:t xml:space="preserve">تقنين واجهات الربط الخارجي (API v1): </w:t>
-      </w:r>
-      <w:r>
-        <w:rPr>
-          <w:rFonts w:ascii="Arial" w:cs="Arial" w:eastAsia="Arial" w:hAnsi="Arial"/>
-          <w:color w:val="475569"/>
-          <w:sz w:val="22"/>
-          <w:szCs w:val="22"/>
-        </w:rPr>
-        <w:t xml:space="preserve">تحديد 9 حقول أساسية فقط للشاشات الخارجية والشركاء لتوفير موارد الخادم.</w:t>
-      </w:r>
-    </w:p>
-    <w:p>
-      <w:pPr>
-        <w:bidi/>
-        <w:spacing w:after="100" w:before="200"/>
-        <w:jc w:val="left"/>
-      </w:pPr>
-      <w:r>
-        <w:rPr>
-          <w:rFonts w:ascii="Arial" w:cs="Arial" w:eastAsia="Arial" w:hAnsi="Arial"/>
-          <w:b/>
-          <w:bCs/>
-          <w:color w:val="1E3A8A"/>
-          <w:sz w:val="24"/>
-          <w:szCs w:val="24"/>
-        </w:rPr>
-        <w:t xml:space="preserve">ثالثاً: التخزين السحابي الحافي وتصفير استهلاك السيرفر (Edge CDN Caching)</w:t>
-      </w:r>
-    </w:p>
-    <w:p>
-      <w:pPr>
-        <w:bidi/>
-        <w:spacing w:after="80" w:before="60"/>
-        <w:jc w:val="left"/>
-      </w:pPr>
-      <w:r>
-        <w:rPr>
-          <w:rFonts w:ascii="Arial" w:cs="Arial" w:eastAsia="Arial" w:hAnsi="Arial"/>
-          <w:b w:val="false"/>
-          <w:bCs w:val="false"/>
-          <w:color w:val="0F172A"/>
-          <w:sz w:val="22"/>
-          <w:szCs w:val="22"/>
-        </w:rPr>
-        <w:t xml:space="preserve">الملف المسؤول: vercel.json</w:t>
-      </w:r>
-    </w:p>
-    <w:p>
-      <w:pPr>
-        <w:pStyle w:val="ListParagraph"/>
-        <w:numPr>
-          <w:ilvl w:val="0"/>
-          <w:numId w:val="1"/>
-        </w:numPr>
-        <w:bidi/>
-        <w:spacing w:after="80" w:before="80"/>
-        <w:jc w:val="left"/>
-      </w:pPr>
-      <w:r>
-        <w:rPr>
-          <w:rFonts w:ascii="Arial" w:cs="Arial" w:eastAsia="Arial" w:hAnsi="Arial"/>
-          <w:b/>
-          <w:bCs/>
-          <w:color w:val="0F172A"/>
-          <w:sz w:val="22"/>
-          <w:szCs w:val="22"/>
-        </w:rPr>
-        <w:t xml:space="preserve">كاش لسنة كاملة للأصول والخطوط (Immutable Caching): </w:t>
-      </w:r>
-      <w:r>
-        <w:rPr>
-          <w:rFonts w:ascii="Arial" w:cs="Arial" w:eastAsia="Arial" w:hAnsi="Arial"/>
-          <w:color w:val="475569"/>
-          <w:sz w:val="22"/>
-          <w:szCs w:val="22"/>
-        </w:rPr>
-        <w:t xml:space="preserve">تخزين ملفات الخطوط (woff2, ttf) وملفات التنبيهات الصوتية (mp3) على شبكة الـ CDN الموزعة؛ يحملها جهاز العيادة لمرة واحدة فقط.</w:t>
-      </w:r>
-    </w:p>
-    <w:p>
-      <w:pPr>
-        <w:pStyle w:val="ListParagraph"/>
-        <w:numPr>
-          <w:ilvl w:val="0"/>
-          <w:numId w:val="1"/>
-        </w:numPr>
-        <w:bidi/>
-        <w:spacing w:after="80" w:before="80"/>
-        <w:jc w:val="left"/>
-      </w:pPr>
-      <w:r>
-        <w:rPr>
-          <w:rFonts w:ascii="Arial" w:cs="Arial" w:eastAsia="Arial" w:hAnsi="Arial"/>
-          <w:b/>
-          <w:bCs/>
-          <w:color w:val="0F172A"/>
-          <w:sz w:val="22"/>
-          <w:szCs w:val="22"/>
-        </w:rPr>
-        <w:t xml:space="preserve">حماية ملف التحديثات الفورية (sw.js): </w:t>
-      </w:r>
-      <w:r>
-        <w:rPr>
-          <w:rFonts w:ascii="Arial" w:cs="Arial" w:eastAsia="Arial" w:hAnsi="Arial"/>
-          <w:color w:val="475569"/>
-          <w:sz w:val="22"/>
-          <w:szCs w:val="22"/>
-        </w:rPr>
-        <w:t xml:space="preserve">إلزام المتصفحات بعدم كاش ملف Service Worker لضمان استلام التحديثات البرمجية فور إطلاقها دون تعليق نسخ قديمة.</w:t>
-      </w:r>
-    </w:p>
-    <w:p>
-      <w:pPr>
-        <w:pStyle w:val="ListParagraph"/>
-        <w:numPr>
-          <w:ilvl w:val="0"/>
-          <w:numId w:val="1"/>
-        </w:numPr>
-        <w:bidi/>
-        <w:spacing w:after="80" w:before="80"/>
-        <w:jc w:val="left"/>
-      </w:pPr>
-      <w:r>
-        <w:rPr>
-          <w:rFonts w:ascii="Arial" w:cs="Arial" w:eastAsia="Arial" w:hAnsi="Arial"/>
-          <w:b/>
-          <w:bCs/>
-          <w:color w:val="0F172A"/>
-          <w:sz w:val="22"/>
-          <w:szCs w:val="22"/>
-        </w:rPr>
-        <w:t xml:space="preserve">تحديث صامت لملفات الميتاداتا (stale-while-revalidate): </w:t>
-      </w:r>
-      <w:r>
-        <w:rPr>
-          <w:rFonts w:ascii="Arial" w:cs="Arial" w:eastAsia="Arial" w:hAnsi="Arial"/>
-          <w:color w:val="475569"/>
-          <w:sz w:val="22"/>
-          <w:szCs w:val="22"/>
-        </w:rPr>
-        <w:t xml:space="preserve">استجابة فورية لمحركات البحث ولروبوتات الذكاء الاصطناعي مع التحديث في الخلفية.</w:t>
-      </w:r>
-    </w:p>
-    <w:p>
-      <w:pPr>
-        <w:bidi/>
-        <w:spacing w:after="100" w:before="200"/>
-        <w:jc w:val="left"/>
-      </w:pPr>
-      <w:r>
-        <w:rPr>
-          <w:rFonts w:ascii="Arial" w:cs="Arial" w:eastAsia="Arial" w:hAnsi="Arial"/>
-          <w:b/>
-          <w:bCs/>
-          <w:color w:val="1E3A8A"/>
-          <w:sz w:val="24"/>
-          <w:szCs w:val="24"/>
-        </w:rPr>
-        <w:t xml:space="preserve">رابعاً: محرك الفهرسة والبحث اللحظي في جهاز المستخدم (O(1) Client Indexing)</w:t>
-      </w:r>
-    </w:p>
-    <w:p>
-      <w:pPr>
-        <w:bidi/>
-        <w:spacing w:after="80" w:before="60"/>
-        <w:jc w:val="left"/>
-      </w:pPr>
-      <w:r>
-        <w:rPr>
-          <w:rFonts w:ascii="Arial" w:cs="Arial" w:eastAsia="Arial" w:hAnsi="Arial"/>
-          <w:b w:val="false"/>
-          <w:bCs w:val="false"/>
-          <w:color w:val="0F172A"/>
-          <w:sz w:val="22"/>
-          <w:szCs w:val="22"/>
-        </w:rPr>
-        <w:t xml:space="preserve">الملف المسؤول: src/services/indexedSearchService.js</w:t>
-      </w:r>
-    </w:p>
-    <w:p>
-      <w:pPr>
-        <w:pStyle w:val="ListParagraph"/>
-        <w:numPr>
-          <w:ilvl w:val="0"/>
-          <w:numId w:val="1"/>
-        </w:numPr>
-        <w:bidi/>
-        <w:spacing w:after="80" w:before="80"/>
-        <w:jc w:val="left"/>
-      </w:pPr>
-      <w:r>
-        <w:rPr>
-          <w:rFonts w:ascii="Arial" w:cs="Arial" w:eastAsia="Arial" w:hAnsi="Arial"/>
-          <w:b/>
-          <w:bCs/>
-          <w:color w:val="0F172A"/>
-          <w:sz w:val="22"/>
-          <w:szCs w:val="22"/>
-        </w:rPr>
-        <w:t xml:space="preserve">بحث في أقل من 1 مللي ثانية: </w:t>
-      </w:r>
-      <w:r>
-        <w:rPr>
-          <w:rFonts w:ascii="Arial" w:cs="Arial" w:eastAsia="Arial" w:hAnsi="Arial"/>
-          <w:color w:val="475569"/>
-          <w:sz w:val="22"/>
-          <w:szCs w:val="22"/>
-        </w:rPr>
-        <w:t xml:space="preserve">السكرتارية عند كتابة رقم هاتف المريض لا ترسل أي طلب للسيرفر؛ محرك الفهرسة بالبادئات (010, 011, 012) يبحث في الذاكرة اللحظية فوراً.</w:t>
-      </w:r>
-    </w:p>
-    <w:p>
-      <w:pPr>
-        <w:pStyle w:val="ListParagraph"/>
-        <w:numPr>
-          <w:ilvl w:val="0"/>
-          <w:numId w:val="1"/>
-        </w:numPr>
-        <w:bidi/>
-        <w:spacing w:after="80" w:before="80"/>
-        <w:jc w:val="left"/>
-      </w:pPr>
-      <w:r>
-        <w:rPr>
-          <w:rFonts w:ascii="Arial" w:cs="Arial" w:eastAsia="Arial" w:hAnsi="Arial"/>
-          <w:b/>
-          <w:bCs/>
-          <w:color w:val="0F172A"/>
-          <w:sz w:val="22"/>
-          <w:szCs w:val="22"/>
-        </w:rPr>
-        <w:t xml:space="preserve">توفير آلاف الاستعلامات يومياً: </w:t>
-      </w:r>
-      <w:r>
-        <w:rPr>
-          <w:rFonts w:ascii="Arial" w:cs="Arial" w:eastAsia="Arial" w:hAnsi="Arial"/>
-          <w:color w:val="475569"/>
-          <w:sz w:val="22"/>
-          <w:szCs w:val="22"/>
-        </w:rPr>
-        <w:t xml:space="preserve">حماية قاعدة البيانات السحابية من آلاف الاستعلامات المتكررة التي كانت تحدث مع كل حرف يكتبه الموظف.</w:t>
-      </w:r>
-    </w:p>
-    <w:p>
-      <w:pPr>
-        <w:bidi/>
-        <w:spacing w:after="100" w:before="200"/>
-        <w:jc w:val="left"/>
-      </w:pPr>
-      <w:r>
-        <w:rPr>
-          <w:rFonts w:ascii="Arial" w:cs="Arial" w:eastAsia="Arial" w:hAnsi="Arial"/>
-          <w:b/>
-          <w:bCs/>
-          <w:color w:val="1E3A8A"/>
-          <w:sz w:val="24"/>
-          <w:szCs w:val="24"/>
-        </w:rPr>
-        <w:t xml:space="preserve">خامساً: الصمود الكامل ضد انقطاع الإنترنت (Offline-First &amp; Sync Outbox)</w:t>
-      </w:r>
-    </w:p>
-    <w:p>
-      <w:pPr>
-        <w:bidi/>
-        <w:spacing w:after="80" w:before="60"/>
-        <w:jc w:val="left"/>
-      </w:pPr>
-      <w:r>
-        <w:rPr>
-          <w:rFonts w:ascii="Arial" w:cs="Arial" w:eastAsia="Arial" w:hAnsi="Arial"/>
-          <w:b w:val="false"/>
-          <w:bCs w:val="false"/>
-          <w:color w:val="0F172A"/>
-          <w:sz w:val="22"/>
-          <w:szCs w:val="22"/>
-        </w:rPr>
-        <w:t xml:space="preserve">الملفات المسؤولة: syncOutbox.js, localDatabase.js, safeStorage.js</w:t>
-      </w:r>
-    </w:p>
-    <w:p>
-      <w:pPr>
-        <w:pStyle w:val="ListParagraph"/>
-        <w:numPr>
-          <w:ilvl w:val="0"/>
-          <w:numId w:val="1"/>
-        </w:numPr>
-        <w:bidi/>
-        <w:spacing w:after="80" w:before="80"/>
-        <w:jc w:val="left"/>
-      </w:pPr>
-      <w:r>
-        <w:rPr>
-          <w:rFonts w:ascii="Arial" w:cs="Arial" w:eastAsia="Arial" w:hAnsi="Arial"/>
-          <w:b/>
-          <w:bCs/>
-          <w:color w:val="0F172A"/>
-          <w:sz w:val="22"/>
-          <w:szCs w:val="22"/>
-        </w:rPr>
-        <w:t xml:space="preserve">قاعدة بيانات مشفرة داخل المتصفح (IndexedDB): </w:t>
-      </w:r>
-      <w:r>
-        <w:rPr>
-          <w:rFonts w:ascii="Arial" w:cs="Arial" w:eastAsia="Arial" w:hAnsi="Arial"/>
-          <w:color w:val="475569"/>
-          <w:sz w:val="22"/>
-          <w:szCs w:val="22"/>
-        </w:rPr>
-        <w:t xml:space="preserve">حفظ كل الكشوفات، حضور المرضى، وتعديلات الحسابات محلياً فور إدخالها.</w:t>
-      </w:r>
-    </w:p>
-    <w:p>
-      <w:pPr>
-        <w:pStyle w:val="ListParagraph"/>
-        <w:numPr>
-          <w:ilvl w:val="0"/>
-          <w:numId w:val="1"/>
-        </w:numPr>
-        <w:bidi/>
-        <w:spacing w:after="80" w:before="80"/>
-        <w:jc w:val="left"/>
-      </w:pPr>
-      <w:r>
-        <w:rPr>
-          <w:rFonts w:ascii="Arial" w:cs="Arial" w:eastAsia="Arial" w:hAnsi="Arial"/>
-          <w:b/>
-          <w:bCs/>
-          <w:color w:val="0F172A"/>
-          <w:sz w:val="22"/>
-          <w:szCs w:val="22"/>
-        </w:rPr>
-        <w:t xml:space="preserve">صندوق الإرسال المتأخر (SyncOutbox Queue): </w:t>
-      </w:r>
-      <w:r>
-        <w:rPr>
-          <w:rFonts w:ascii="Arial" w:cs="Arial" w:eastAsia="Arial" w:hAnsi="Arial"/>
-          <w:color w:val="475569"/>
-          <w:sz w:val="22"/>
-          <w:szCs w:val="22"/>
-        </w:rPr>
-        <w:t xml:space="preserve">تسجيل العمليات في طابور انتظار ذكي يراقب حالة الاتصال.</w:t>
-      </w:r>
-    </w:p>
-    <w:p>
-      <w:pPr>
-        <w:pStyle w:val="ListParagraph"/>
-        <w:numPr>
-          <w:ilvl w:val="0"/>
-          <w:numId w:val="1"/>
-        </w:numPr>
-        <w:bidi/>
-        <w:spacing w:after="80" w:before="80"/>
-        <w:jc w:val="left"/>
-      </w:pPr>
-      <w:r>
-        <w:rPr>
-          <w:rFonts w:ascii="Arial" w:cs="Arial" w:eastAsia="Arial" w:hAnsi="Arial"/>
-          <w:b/>
-          <w:bCs/>
-          <w:color w:val="0F172A"/>
-          <w:sz w:val="22"/>
-          <w:szCs w:val="22"/>
-        </w:rPr>
-        <w:t xml:space="preserve">الدمج الذكي ومنع التضارب (mergeConflictingPayloads): </w:t>
-      </w:r>
-      <w:r>
-        <w:rPr>
-          <w:rFonts w:ascii="Arial" w:cs="Arial" w:eastAsia="Arial" w:hAnsi="Arial"/>
-          <w:color w:val="475569"/>
-          <w:sz w:val="22"/>
-          <w:szCs w:val="22"/>
-        </w:rPr>
-        <w:t xml:space="preserve">عند عودة الإنترنت، يرفع النظام كافة العمليات بالترتيب ويدمج أحدث الملاحظات والتشخيصات تلقائياً دون أي فقدان للبيانات.</w:t>
-      </w:r>
-    </w:p>
-    <w:p>
-      <w:pPr>
-        <w:bidi/>
-        <w:spacing w:after="100" w:before="200"/>
-        <w:jc w:val="left"/>
-      </w:pPr>
-      <w:r>
-        <w:rPr>
-          <w:rFonts w:ascii="Arial" w:cs="Arial" w:eastAsia="Arial" w:hAnsi="Arial"/>
-          <w:b/>
-          <w:bCs/>
-          <w:color w:val="1E3A8A"/>
-          <w:sz w:val="24"/>
-          <w:szCs w:val="24"/>
-        </w:rPr>
-        <w:t xml:space="preserve">سادساً: الكاش متعدد الطبقات وقواطع الدائرة (Multi-Tier Cache &amp; Circuit Breaker)</w:t>
-      </w:r>
-    </w:p>
-    <w:p>
-      <w:pPr>
-        <w:bidi/>
-        <w:spacing w:after="80" w:before="60"/>
-        <w:jc w:val="left"/>
-      </w:pPr>
-      <w:r>
-        <w:rPr>
-          <w:rFonts w:ascii="Arial" w:cs="Arial" w:eastAsia="Arial" w:hAnsi="Arial"/>
-          <w:b w:val="false"/>
-          <w:bCs w:val="false"/>
-          <w:color w:val="0F172A"/>
-          <w:sz w:val="22"/>
-          <w:szCs w:val="22"/>
-        </w:rPr>
-        <w:t xml:space="preserve">الملفات المسؤولة: multiTierCacheService.js, circuitBreaker.js, distributedRateLimiter.js</w:t>
-      </w:r>
-    </w:p>
-    <w:p>
-      <w:pPr>
-        <w:pStyle w:val="ListParagraph"/>
-        <w:numPr>
-          <w:ilvl w:val="0"/>
-          <w:numId w:val="1"/>
-        </w:numPr>
-        <w:bidi/>
-        <w:spacing w:after="80" w:before="80"/>
-        <w:jc w:val="left"/>
-      </w:pPr>
-      <w:r>
-        <w:rPr>
-          <w:rFonts w:ascii="Arial" w:cs="Arial" w:eastAsia="Arial" w:hAnsi="Arial"/>
-          <w:b/>
-          <w:bCs/>
-          <w:color w:val="0F172A"/>
-          <w:sz w:val="22"/>
-          <w:szCs w:val="22"/>
-        </w:rPr>
-        <w:t xml:space="preserve">ذاكرة L1 LRU + ذاكرة L2 بـ TTL عشوائي: </w:t>
-      </w:r>
-      <w:r>
-        <w:rPr>
-          <w:rFonts w:ascii="Arial" w:cs="Arial" w:eastAsia="Arial" w:hAnsi="Arial"/>
-          <w:color w:val="475569"/>
-          <w:sz w:val="22"/>
-          <w:szCs w:val="22"/>
-        </w:rPr>
-        <w:t xml:space="preserve">منع تدافع الطلبات (Thundering Herd) وتفريغ الذاكرة تلقائياً للأقدم عند امتلاء السعة.</w:t>
-      </w:r>
-    </w:p>
-    <w:p>
-      <w:pPr>
-        <w:pStyle w:val="ListParagraph"/>
-        <w:numPr>
-          <w:ilvl w:val="0"/>
-          <w:numId w:val="1"/>
-        </w:numPr>
-        <w:bidi/>
-        <w:spacing w:after="80" w:before="80"/>
-        <w:jc w:val="left"/>
-      </w:pPr>
-      <w:r>
-        <w:rPr>
-          <w:rFonts w:ascii="Arial" w:cs="Arial" w:eastAsia="Arial" w:hAnsi="Arial"/>
-          <w:b/>
-          <w:bCs/>
-          <w:color w:val="0F172A"/>
-          <w:sz w:val="22"/>
-          <w:szCs w:val="22"/>
-        </w:rPr>
-        <w:t xml:space="preserve">قاطع الدائرة الآلي (Circuit Breaker): </w:t>
-      </w:r>
-      <w:r>
-        <w:rPr>
-          <w:rFonts w:ascii="Arial" w:cs="Arial" w:eastAsia="Arial" w:hAnsi="Arial"/>
-          <w:color w:val="475569"/>
-          <w:sz w:val="22"/>
-          <w:szCs w:val="22"/>
-        </w:rPr>
-        <w:t xml:space="preserve">في حال أي تعثر بالشبكة، يقطع النظام محاولات الاتصال الفاشلة ويوجه العيادة للبيانات المحلية فوراً لمنع تعليق الشاشة.</w:t>
-      </w:r>
-    </w:p>
-    <w:p>
-      <w:pPr>
-        <w:pStyle w:val="ListParagraph"/>
-        <w:numPr>
-          <w:ilvl w:val="0"/>
-          <w:numId w:val="1"/>
-        </w:numPr>
-        <w:bidi/>
-        <w:spacing w:after="80" w:before="80"/>
-        <w:jc w:val="left"/>
-      </w:pPr>
-      <w:r>
-        <w:rPr>
-          <w:rFonts w:ascii="Arial" w:cs="Arial" w:eastAsia="Arial" w:hAnsi="Arial"/>
-          <w:b/>
-          <w:bCs/>
-          <w:color w:val="0F172A"/>
-          <w:sz w:val="22"/>
-          <w:szCs w:val="22"/>
-        </w:rPr>
-        <w:t xml:space="preserve">محدد المعدل الانزلاقي (Sliding Window): </w:t>
-      </w:r>
-      <w:r>
-        <w:rPr>
-          <w:rFonts w:ascii="Arial" w:cs="Arial" w:eastAsia="Arial" w:hAnsi="Arial"/>
-          <w:color w:val="475569"/>
-          <w:sz w:val="22"/>
-          <w:szCs w:val="22"/>
-        </w:rPr>
-        <w:t xml:space="preserve">حماية صفحات الحجز والـ APIs من محاولات الإغراق والتخمين.</w:t>
-      </w:r>
-    </w:p>
-    <w:p>
-      <w:pPr>
-        <w:pStyle w:val="Heading1"/>
-        <w:bidi/>
-        <w:spacing w:after="160" w:before="320"/>
-        <w:jc w:val="left"/>
-      </w:pPr>
-      <w:r>
-        <w:rPr>
-          <w:rFonts w:ascii="Arial" w:cs="Arial" w:eastAsia="Arial" w:hAnsi="Arial"/>
-          <w:b/>
-          <w:bCs/>
-          <w:color w:val="0071E3"/>
-          <w:sz w:val="32"/>
-          <w:szCs w:val="32"/>
-        </w:rPr>
-        <w:t xml:space="preserve">3. جدول المقارنة الفنية الشاملة</w:t>
+        <w:t xml:space="preserve">يوضح الجدول التالي التقييم الدقيق والواقعي لكل ادعاء تم فحصه في الكود بعد إزالة المبالغات التسويقية:</w:t>
       </w:r>
     </w:p>
     <w:tbl>
@@ -1110,92 +349,6 @@
           <w:tcPr>
             <w:shd w:fill="1E293B" w:val="clear"/>
             <w:tcMar>
-              <w:top w:type="dxa" w:w="140"/>
-              <w:left w:type="dxa" w:w="160"/>
-              <w:bottom w:type="dxa" w:w="140"/>
-              <w:right w:type="dxa" w:w="160"/>
-            </w:tcMar>
-          </w:tcPr>
-          <w:p>
-            <w:pPr>
-              <w:bidi/>
-              <w:jc w:val="center"/>
-            </w:pPr>
-            <w:r>
-              <w:rPr>
-                <w:rFonts w:ascii="Arial" w:cs="Arial" w:eastAsia="Arial" w:hAnsi="Arial"/>
-                <w:b/>
-                <w:bCs/>
-                <w:color w:val="FFFFFF"/>
-                <w:sz w:val="22"/>
-                <w:szCs w:val="22"/>
-              </w:rPr>
-              <w:t xml:space="preserve">وجه المقارنة</w:t>
-            </w:r>
-          </w:p>
-        </w:tc>
-        <w:tc>
-          <w:tcPr>
-            <w:shd w:fill="991B1B" w:val="clear"/>
-            <w:tcMar>
-              <w:top w:type="dxa" w:w="140"/>
-              <w:left w:type="dxa" w:w="160"/>
-              <w:bottom w:type="dxa" w:w="140"/>
-              <w:right w:type="dxa" w:w="160"/>
-            </w:tcMar>
-          </w:tcPr>
-          <w:p>
-            <w:pPr>
-              <w:bidi/>
-              <w:jc w:val="center"/>
-            </w:pPr>
-            <w:r>
-              <w:rPr>
-                <w:rFonts w:ascii="Arial" w:cs="Arial" w:eastAsia="Arial" w:hAnsi="Arial"/>
-                <w:b/>
-                <w:bCs/>
-                <w:color w:val="FFFFFF"/>
-                <w:sz w:val="22"/>
-                <w:szCs w:val="22"/>
-              </w:rPr>
-              <w:t xml:space="preserve">قبل التحسينات المعمارية</w:t>
-            </w:r>
-          </w:p>
-        </w:tc>
-        <w:tc>
-          <w:tcPr>
-            <w:shd w:fill="166534" w:val="clear"/>
-            <w:tcMar>
-              <w:top w:type="dxa" w:w="140"/>
-              <w:left w:type="dxa" w:w="160"/>
-              <w:bottom w:type="dxa" w:w="140"/>
-              <w:right w:type="dxa" w:w="160"/>
-            </w:tcMar>
-          </w:tcPr>
-          <w:p>
-            <w:pPr>
-              <w:bidi/>
-              <w:jc w:val="center"/>
-            </w:pPr>
-            <w:r>
-              <w:rPr>
-                <w:rFonts w:ascii="Arial" w:cs="Arial" w:eastAsia="Arial" w:hAnsi="Arial"/>
-                <w:b/>
-                <w:bCs/>
-                <w:color w:val="FFFFFF"/>
-                <w:sz w:val="22"/>
-                <w:szCs w:val="22"/>
-              </w:rPr>
-              <w:t xml:space="preserve">بعد التحسينات (الوضع الحالي)</w:t>
-            </w:r>
-          </w:p>
-        </w:tc>
-      </w:tr>
-      <w:tr>
-        <w:tc>
-          <w:tcPr>
-            <w:shd w:fill="F8FAFC" w:val="clear"/>
-            <w:tcMar>
               <w:top w:type="dxa" w:w="120"/>
               <w:left w:type="dxa" w:w="140"/>
               <w:bottom w:type="dxa" w:w="120"/>
@@ -1205,24 +358,24 @@
           <w:p>
             <w:pPr>
               <w:bidi/>
-              <w:jc w:val="left"/>
-            </w:pPr>
-            <w:r>
-              <w:rPr>
-                <w:rFonts w:ascii="Arial" w:cs="Arial" w:eastAsia="Arial" w:hAnsi="Arial"/>
-                <w:b/>
-                <w:bCs/>
-                <w:color w:val="0F172A"/>
+              <w:jc w:val="center"/>
+            </w:pPr>
+            <w:r>
+              <w:rPr>
+                <w:rFonts w:ascii="Arial" w:cs="Arial" w:eastAsia="Arial" w:hAnsi="Arial"/>
+                <w:b/>
+                <w:bCs/>
+                <w:color w:val="FFFFFF"/>
                 <w:sz w:val="21"/>
                 <w:szCs w:val="21"/>
               </w:rPr>
-              <w:t xml:space="preserve">سلوك النظام عند انقطاع الإنترنت</w:t>
-            </w:r>
-          </w:p>
-        </w:tc>
-        <w:tc>
-          <w:tcPr>
-            <w:shd w:fill="F8FAFC" w:val="clear"/>
+              <w:t xml:space="preserve">الادعاء الفني</w:t>
+            </w:r>
+          </w:p>
+        </w:tc>
+        <w:tc>
+          <w:tcPr>
+            <w:shd w:fill="1E293B" w:val="clear"/>
             <w:tcMar>
               <w:top w:type="dxa" w:w="120"/>
               <w:left w:type="dxa" w:w="140"/>
@@ -1233,22 +386,24 @@
           <w:p>
             <w:pPr>
               <w:bidi/>
-              <w:jc w:val="left"/>
-            </w:pPr>
-            <w:r>
-              <w:rPr>
-                <w:rFonts w:ascii="Arial" w:cs="Arial" w:eastAsia="Arial" w:hAnsi="Arial"/>
-                <w:color w:val="991B1B"/>
-                <w:sz w:val="20"/>
-                <w:szCs w:val="20"/>
-              </w:rPr>
-              <w:t xml:space="preserve">توقف كامل وشاشات خطأ وتعطل حجز المرضى</w:t>
-            </w:r>
-          </w:p>
-        </w:tc>
-        <w:tc>
-          <w:tcPr>
-            <w:shd w:fill="F8FAFC" w:val="clear"/>
+              <w:jc w:val="center"/>
+            </w:pPr>
+            <w:r>
+              <w:rPr>
+                <w:rFonts w:ascii="Arial" w:cs="Arial" w:eastAsia="Arial" w:hAnsi="Arial"/>
+                <w:b/>
+                <w:bCs/>
+                <w:color w:val="FFFFFF"/>
+                <w:sz w:val="21"/>
+                <w:szCs w:val="21"/>
+              </w:rPr>
+              <w:t xml:space="preserve">التصنيف الهندسي</w:t>
+            </w:r>
+          </w:p>
+        </w:tc>
+        <w:tc>
+          <w:tcPr>
+            <w:shd w:fill="1E293B" w:val="clear"/>
             <w:tcMar>
               <w:top w:type="dxa" w:w="120"/>
               <w:left w:type="dxa" w:w="140"/>
@@ -1259,7 +414,401 @@
           <w:p>
             <w:pPr>
               <w:bidi/>
-              <w:jc w:val="left"/>
+              <w:jc w:val="center"/>
+            </w:pPr>
+            <w:r>
+              <w:rPr>
+                <w:rFonts w:ascii="Arial" w:cs="Arial" w:eastAsia="Arial" w:hAnsi="Arial"/>
+                <w:b/>
+                <w:bCs/>
+                <w:color w:val="FFFFFF"/>
+                <w:sz w:val="21"/>
+                <w:szCs w:val="21"/>
+              </w:rPr>
+              <w:t xml:space="preserve">الواقع الفني والتدقيق بالكود</w:t>
+            </w:r>
+          </w:p>
+        </w:tc>
+      </w:tr>
+      <w:tr>
+        <w:tc>
+          <w:tcPr>
+            <w:shd w:fill="F8FAFC" w:val="clear"/>
+            <w:tcMar>
+              <w:top w:type="dxa" w:w="100"/>
+              <w:left w:type="dxa" w:w="120"/>
+              <w:bottom w:type="dxa" w:w="100"/>
+              <w:right w:type="dxa" w:w="120"/>
+            </w:tcMar>
+          </w:tcPr>
+          <w:p>
+            <w:pPr>
+              <w:bidi/>
+              <w:jc w:val="left"/>
+            </w:pPr>
+            <w:r>
+              <w:rPr>
+                <w:rFonts w:ascii="Arial" w:cs="Arial" w:eastAsia="Arial" w:hAnsi="Arial"/>
+                <w:b/>
+                <w:bCs/>
+                <w:color w:val="0F172A"/>
+                <w:sz w:val="20"/>
+                <w:szCs w:val="20"/>
+              </w:rPr>
+              <w:t xml:space="preserve">العمل 100% دون إنترنت للأبد</w:t>
+            </w:r>
+          </w:p>
+        </w:tc>
+        <w:tc>
+          <w:tcPr>
+            <w:shd w:fill="F8FAFC" w:val="clear"/>
+            <w:tcMar>
+              <w:top w:type="dxa" w:w="100"/>
+              <w:left w:type="dxa" w:w="120"/>
+              <w:bottom w:type="dxa" w:w="100"/>
+              <w:right w:type="dxa" w:w="120"/>
+            </w:tcMar>
+          </w:tcPr>
+          <w:p>
+            <w:pPr>
+              <w:bidi/>
+              <w:jc w:val="center"/>
+            </w:pPr>
+            <w:r>
+              <w:rPr>
+                <w:rFonts w:ascii="Arial" w:cs="Arial" w:eastAsia="Arial" w:hAnsi="Arial"/>
+                <w:b/>
+                <w:bCs/>
+                <w:color w:val="92400E"/>
+                <w:sz w:val="20"/>
+                <w:szCs w:val="20"/>
+              </w:rPr>
+              <w:t xml:space="preserve">⚠️ غير دقيق / تم توضيحه</w:t>
+            </w:r>
+          </w:p>
+        </w:tc>
+        <w:tc>
+          <w:tcPr>
+            <w:shd w:fill="F8FAFC" w:val="clear"/>
+            <w:tcMar>
+              <w:top w:type="dxa" w:w="100"/>
+              <w:left w:type="dxa" w:w="120"/>
+              <w:bottom w:type="dxa" w:w="100"/>
+              <w:right w:type="dxa" w:w="120"/>
+            </w:tcMar>
+          </w:tcPr>
+          <w:p>
+            <w:pPr>
+              <w:bidi/>
+              <w:jc w:val="left"/>
+            </w:pPr>
+            <w:r>
+              <w:rPr>
+                <w:rFonts w:ascii="Arial" w:cs="Arial" w:eastAsia="Arial" w:hAnsi="Arial"/>
+                <w:color w:val="475569"/>
+                <w:sz w:val="19"/>
+                <w:szCs w:val="19"/>
+              </w:rPr>
+              <w:t xml:space="preserve">متاح للعمليات المحلية (حجز، كشف، حضور، طباعة). العمليات الخارجية كالدفع الإلكتروني تتطلب اتصالاً.</w:t>
+            </w:r>
+          </w:p>
+        </w:tc>
+      </w:tr>
+      <w:tr>
+        <w:tc>
+          <w:tcPr>
+            <w:shd w:fill="FFFFFF" w:val="clear"/>
+            <w:tcMar>
+              <w:top w:type="dxa" w:w="100"/>
+              <w:left w:type="dxa" w:w="120"/>
+              <w:bottom w:type="dxa" w:w="100"/>
+              <w:right w:type="dxa" w:w="120"/>
+            </w:tcMar>
+          </w:tcPr>
+          <w:p>
+            <w:pPr>
+              <w:bidi/>
+              <w:jc w:val="left"/>
+            </w:pPr>
+            <w:r>
+              <w:rPr>
+                <w:rFonts w:ascii="Arial" w:cs="Arial" w:eastAsia="Arial" w:hAnsi="Arial"/>
+                <w:b/>
+                <w:bCs/>
+                <w:color w:val="0F172A"/>
+                <w:sz w:val="20"/>
+                <w:szCs w:val="20"/>
+              </w:rPr>
+              <w:t xml:space="preserve">قاعدة بيانات مشفرة بالمتصفح</w:t>
+            </w:r>
+          </w:p>
+        </w:tc>
+        <w:tc>
+          <w:tcPr>
+            <w:shd w:fill="FFFFFF" w:val="clear"/>
+            <w:tcMar>
+              <w:top w:type="dxa" w:w="100"/>
+              <w:left w:type="dxa" w:w="120"/>
+              <w:bottom w:type="dxa" w:w="100"/>
+              <w:right w:type="dxa" w:w="120"/>
+            </w:tcMar>
+          </w:tcPr>
+          <w:p>
+            <w:pPr>
+              <w:bidi/>
+              <w:jc w:val="center"/>
+            </w:pPr>
+            <w:r>
+              <w:rPr>
+                <w:rFonts w:ascii="Arial" w:cs="Arial" w:eastAsia="Arial" w:hAnsi="Arial"/>
+                <w:b/>
+                <w:bCs/>
+                <w:color w:val="92400E"/>
+                <w:sz w:val="20"/>
+                <w:szCs w:val="20"/>
+              </w:rPr>
+              <w:t xml:space="preserve">⚠️ غير دقيق / تم تصحيحه</w:t>
+            </w:r>
+          </w:p>
+        </w:tc>
+        <w:tc>
+          <w:tcPr>
+            <w:shd w:fill="FFFFFF" w:val="clear"/>
+            <w:tcMar>
+              <w:top w:type="dxa" w:w="100"/>
+              <w:left w:type="dxa" w:w="120"/>
+              <w:bottom w:type="dxa" w:w="100"/>
+              <w:right w:type="dxa" w:w="120"/>
+            </w:tcMar>
+          </w:tcPr>
+          <w:p>
+            <w:pPr>
+              <w:bidi/>
+              <w:jc w:val="left"/>
+            </w:pPr>
+            <w:r>
+              <w:rPr>
+                <w:rFonts w:ascii="Arial" w:cs="Arial" w:eastAsia="Arial" w:hAnsi="Arial"/>
+                <w:color w:val="475569"/>
+                <w:sz w:val="19"/>
+                <w:szCs w:val="19"/>
+              </w:rPr>
+              <w:t xml:space="preserve">IndexedDB غير مشفرة ذاتياً على القرص؛ تتطلب تشفير الحقول برمجياً أو حماية القرص (BitLocker).</w:t>
+            </w:r>
+          </w:p>
+        </w:tc>
+      </w:tr>
+      <w:tr>
+        <w:tc>
+          <w:tcPr>
+            <w:shd w:fill="F8FAFC" w:val="clear"/>
+            <w:tcMar>
+              <w:top w:type="dxa" w:w="100"/>
+              <w:left w:type="dxa" w:w="120"/>
+              <w:bottom w:type="dxa" w:w="100"/>
+              <w:right w:type="dxa" w:w="120"/>
+            </w:tcMar>
+          </w:tcPr>
+          <w:p>
+            <w:pPr>
+              <w:bidi/>
+              <w:jc w:val="left"/>
+            </w:pPr>
+            <w:r>
+              <w:rPr>
+                <w:rFonts w:ascii="Arial" w:cs="Arial" w:eastAsia="Arial" w:hAnsi="Arial"/>
+                <w:b/>
+                <w:bCs/>
+                <w:color w:val="0F172A"/>
+                <w:sz w:val="20"/>
+                <w:szCs w:val="20"/>
+              </w:rPr>
+              <w:t xml:space="preserve">كبح Realtime يمنع تهنيج الشاشة</w:t>
+            </w:r>
+          </w:p>
+        </w:tc>
+        <w:tc>
+          <w:tcPr>
+            <w:shd w:fill="F8FAFC" w:val="clear"/>
+            <w:tcMar>
+              <w:top w:type="dxa" w:w="100"/>
+              <w:left w:type="dxa" w:w="120"/>
+              <w:bottom w:type="dxa" w:w="100"/>
+              <w:right w:type="dxa" w:w="120"/>
+            </w:tcMar>
+          </w:tcPr>
+          <w:p>
+            <w:pPr>
+              <w:bidi/>
+              <w:jc w:val="center"/>
+            </w:pPr>
+            <w:r>
+              <w:rPr>
+                <w:rFonts w:ascii="Arial" w:cs="Arial" w:eastAsia="Arial" w:hAnsi="Arial"/>
+                <w:b/>
+                <w:bCs/>
+                <w:color w:val="92400E"/>
+                <w:sz w:val="20"/>
+                <w:szCs w:val="20"/>
+              </w:rPr>
+              <w:t xml:space="preserve">⚠️ غير دقيق / تم توضيحه</w:t>
+            </w:r>
+          </w:p>
+        </w:tc>
+        <w:tc>
+          <w:tcPr>
+            <w:shd w:fill="F8FAFC" w:val="clear"/>
+            <w:tcMar>
+              <w:top w:type="dxa" w:w="100"/>
+              <w:left w:type="dxa" w:w="120"/>
+              <w:bottom w:type="dxa" w:w="100"/>
+              <w:right w:type="dxa" w:w="120"/>
+            </w:tcMar>
+          </w:tcPr>
+          <w:p>
+            <w:pPr>
+              <w:bidi/>
+              <w:jc w:val="left"/>
+            </w:pPr>
+            <w:r>
+              <w:rPr>
+                <w:rFonts w:ascii="Arial" w:cs="Arial" w:eastAsia="Arial" w:hAnsi="Arial"/>
+                <w:color w:val="475569"/>
+                <w:sz w:val="19"/>
+                <w:szCs w:val="19"/>
+              </w:rPr>
+              <w:t xml:space="preserve">معلمة eventsPerSecond تُرسل لسيرفر Phoenix كحد خادم وليست آلية throttling محلية في React.</w:t>
+            </w:r>
+          </w:p>
+        </w:tc>
+      </w:tr>
+      <w:tr>
+        <w:tc>
+          <w:tcPr>
+            <w:shd w:fill="FFFFFF" w:val="clear"/>
+            <w:tcMar>
+              <w:top w:type="dxa" w:w="100"/>
+              <w:left w:type="dxa" w:w="120"/>
+              <w:bottom w:type="dxa" w:w="100"/>
+              <w:right w:type="dxa" w:w="120"/>
+            </w:tcMar>
+          </w:tcPr>
+          <w:p>
+            <w:pPr>
+              <w:bidi/>
+              <w:jc w:val="left"/>
+            </w:pPr>
+            <w:r>
+              <w:rPr>
+                <w:rFonts w:ascii="Arial" w:cs="Arial" w:eastAsia="Arial" w:hAnsi="Arial"/>
+                <w:b/>
+                <w:bCs/>
+                <w:color w:val="0F172A"/>
+                <w:sz w:val="20"/>
+                <w:szCs w:val="20"/>
+              </w:rPr>
+              <w:t xml:space="preserve">البحث لحظي O(1) لكافة الحقول</w:t>
+            </w:r>
+          </w:p>
+        </w:tc>
+        <w:tc>
+          <w:tcPr>
+            <w:shd w:fill="FFFFFF" w:val="clear"/>
+            <w:tcMar>
+              <w:top w:type="dxa" w:w="100"/>
+              <w:left w:type="dxa" w:w="120"/>
+              <w:bottom w:type="dxa" w:w="100"/>
+              <w:right w:type="dxa" w:w="120"/>
+            </w:tcMar>
+          </w:tcPr>
+          <w:p>
+            <w:pPr>
+              <w:bidi/>
+              <w:jc w:val="center"/>
+            </w:pPr>
+            <w:r>
+              <w:rPr>
+                <w:rFonts w:ascii="Arial" w:cs="Arial" w:eastAsia="Arial" w:hAnsi="Arial"/>
+                <w:b/>
+                <w:bCs/>
+                <w:color w:val="92400E"/>
+                <w:sz w:val="20"/>
+                <w:szCs w:val="20"/>
+              </w:rPr>
+              <w:t xml:space="preserve">⚠️ جزئي / تم توضيحه</w:t>
+            </w:r>
+          </w:p>
+        </w:tc>
+        <w:tc>
+          <w:tcPr>
+            <w:shd w:fill="FFFFFF" w:val="clear"/>
+            <w:tcMar>
+              <w:top w:type="dxa" w:w="100"/>
+              <w:left w:type="dxa" w:w="120"/>
+              <w:bottom w:type="dxa" w:w="100"/>
+              <w:right w:type="dxa" w:w="120"/>
+            </w:tcMar>
+          </w:tcPr>
+          <w:p>
+            <w:pPr>
+              <w:bidi/>
+              <w:jc w:val="left"/>
+            </w:pPr>
+            <w:r>
+              <w:rPr>
+                <w:rFonts w:ascii="Arial" w:cs="Arial" w:eastAsia="Arial" w:hAnsi="Arial"/>
+                <w:color w:val="475569"/>
+                <w:sz w:val="19"/>
+                <w:szCs w:val="19"/>
+              </w:rPr>
+              <w:t xml:space="preserve">البحث بالهاتف O(1) عبر خريطة البادئات؛ والبحث بالاسم مسح خطي O(N) سريع على الذاكرة.</w:t>
+            </w:r>
+          </w:p>
+        </w:tc>
+      </w:tr>
+      <w:tr>
+        <w:tc>
+          <w:tcPr>
+            <w:shd w:fill="F8FAFC" w:val="clear"/>
+            <w:tcMar>
+              <w:top w:type="dxa" w:w="100"/>
+              <w:left w:type="dxa" w:w="120"/>
+              <w:bottom w:type="dxa" w:w="100"/>
+              <w:right w:type="dxa" w:w="120"/>
+            </w:tcMar>
+          </w:tcPr>
+          <w:p>
+            <w:pPr>
+              <w:bidi/>
+              <w:jc w:val="left"/>
+            </w:pPr>
+            <w:r>
+              <w:rPr>
+                <w:rFonts w:ascii="Arial" w:cs="Arial" w:eastAsia="Arial" w:hAnsi="Arial"/>
+                <w:b/>
+                <w:bCs/>
+                <w:color w:val="0F172A"/>
+                <w:sz w:val="20"/>
+                <w:szCs w:val="20"/>
+              </w:rPr>
+              <w:t xml:space="preserve">منع تضارب الحجز بنسبة 100%</w:t>
+            </w:r>
+          </w:p>
+        </w:tc>
+        <w:tc>
+          <w:tcPr>
+            <w:shd w:fill="F8FAFC" w:val="clear"/>
+            <w:tcMar>
+              <w:top w:type="dxa" w:w="100"/>
+              <w:left w:type="dxa" w:w="120"/>
+              <w:bottom w:type="dxa" w:w="100"/>
+              <w:right w:type="dxa" w:w="120"/>
+            </w:tcMar>
+          </w:tcPr>
+          <w:p>
+            <w:pPr>
+              <w:bidi/>
+              <w:jc w:val="center"/>
             </w:pPr>
             <w:r>
               <w:rPr>
@@ -1270,7 +819,33 @@
                 <w:sz w:val="20"/>
                 <w:szCs w:val="20"/>
               </w:rPr>
-              <w:t xml:space="preserve">عمل كامل 100% (تسجيل، كشف، حضور، طباعة) ومزامنة آلية فور عودة النت</w:t>
+              <w:t xml:space="preserve">✅ تم علاجه وتثبيته</w:t>
+            </w:r>
+          </w:p>
+        </w:tc>
+        <w:tc>
+          <w:tcPr>
+            <w:shd w:fill="F8FAFC" w:val="clear"/>
+            <w:tcMar>
+              <w:top w:type="dxa" w:w="100"/>
+              <w:left w:type="dxa" w:w="120"/>
+              <w:bottom w:type="dxa" w:w="100"/>
+              <w:right w:type="dxa" w:w="120"/>
+            </w:tcMar>
+          </w:tcPr>
+          <w:p>
+            <w:pPr>
+              <w:bidi/>
+              <w:jc w:val="left"/>
+            </w:pPr>
+            <w:r>
+              <w:rPr>
+                <w:rFonts w:ascii="Arial" w:cs="Arial" w:eastAsia="Arial" w:hAnsi="Arial"/>
+                <w:color w:val="475569"/>
+                <w:sz w:val="19"/>
+                <w:szCs w:val="19"/>
+              </w:rPr>
+              <w:t xml:space="preserve">عولجت ثغرة السباق (TOCTOU) بقفل تزامن محلي وميجريشن لقيد فريد جزئي ودالة ذرية في PostgreSQL.</w:t>
             </w:r>
           </w:p>
         </w:tc>
@@ -1280,10 +855,10 @@
           <w:tcPr>
             <w:shd w:fill="FFFFFF" w:val="clear"/>
             <w:tcMar>
-              <w:top w:type="dxa" w:w="120"/>
-              <w:left w:type="dxa" w:w="140"/>
-              <w:bottom w:type="dxa" w:w="120"/>
-              <w:right w:type="dxa" w:w="140"/>
+              <w:top w:type="dxa" w:w="100"/>
+              <w:left w:type="dxa" w:w="120"/>
+              <w:bottom w:type="dxa" w:w="100"/>
+              <w:right w:type="dxa" w:w="120"/>
             </w:tcMar>
           </w:tcPr>
           <w:p>
@@ -1297,36 +872,10 @@
                 <w:b/>
                 <w:bCs/>
                 <w:color w:val="0F172A"/>
-                <w:sz w:val="21"/>
-                <w:szCs w:val="21"/>
-              </w:rPr>
-              <w:t xml:space="preserve">استهلاك الباندويث ونقل البيانات</w:t>
-            </w:r>
-          </w:p>
-        </w:tc>
-        <w:tc>
-          <w:tcPr>
-            <w:shd w:fill="FFFFFF" w:val="clear"/>
-            <w:tcMar>
-              <w:top w:type="dxa" w:w="120"/>
-              <w:left w:type="dxa" w:w="140"/>
-              <w:bottom w:type="dxa" w:w="120"/>
-              <w:right w:type="dxa" w:w="140"/>
-            </w:tcMar>
-          </w:tcPr>
-          <w:p>
-            <w:pPr>
-              <w:bidi/>
-              <w:jc w:val="left"/>
-            </w:pPr>
-            <w:r>
-              <w:rPr>
-                <w:rFonts w:ascii="Arial" w:cs="Arial" w:eastAsia="Arial" w:hAnsi="Arial"/>
-                <w:color w:val="991B1B"/>
                 <w:sz w:val="20"/>
                 <w:szCs w:val="20"/>
               </w:rPr>
-              <w:t xml:space="preserve">سحب جداول كاملة (SELECT *) وتكلفة مرتفعة</w:t>
+              <w:t xml:space="preserve">إسقاط الأعمدة وتوفير 70% باندويث</w:t>
             </w:r>
           </w:p>
         </w:tc>
@@ -1334,16 +883,16 @@
           <w:tcPr>
             <w:shd w:fill="FFFFFF" w:val="clear"/>
             <w:tcMar>
-              <w:top w:type="dxa" w:w="120"/>
-              <w:left w:type="dxa" w:w="140"/>
-              <w:bottom w:type="dxa" w:w="120"/>
-              <w:right w:type="dxa" w:w="140"/>
-            </w:tcMar>
-          </w:tcPr>
-          <w:p>
-            <w:pPr>
-              <w:bidi/>
-              <w:jc w:val="left"/>
+              <w:top w:type="dxa" w:w="100"/>
+              <w:left w:type="dxa" w:w="120"/>
+              <w:bottom w:type="dxa" w:w="100"/>
+              <w:right w:type="dxa" w:w="120"/>
+            </w:tcMar>
+          </w:tcPr>
+          <w:p>
+            <w:pPr>
+              <w:bidi/>
+              <w:jc w:val="center"/>
             </w:pPr>
             <w:r>
               <w:rPr>
@@ -1354,7 +903,33 @@
                 <w:sz w:val="20"/>
                 <w:szCs w:val="20"/>
               </w:rPr>
-              <w:t xml:space="preserve">إسقاط الحقول المحددة فقط وتوفير أكثر من 70% من البيانات</w:t>
+              <w:t xml:space="preserve">✅ مثبت ومختبر</w:t>
+            </w:r>
+          </w:p>
+        </w:tc>
+        <w:tc>
+          <w:tcPr>
+            <w:shd w:fill="FFFFFF" w:val="clear"/>
+            <w:tcMar>
+              <w:top w:type="dxa" w:w="100"/>
+              <w:left w:type="dxa" w:w="120"/>
+              <w:bottom w:type="dxa" w:w="100"/>
+              <w:right w:type="dxa" w:w="120"/>
+            </w:tcMar>
+          </w:tcPr>
+          <w:p>
+            <w:pPr>
+              <w:bidi/>
+              <w:jc w:val="left"/>
+            </w:pPr>
+            <w:r>
+              <w:rPr>
+                <w:rFonts w:ascii="Arial" w:cs="Arial" w:eastAsia="Arial" w:hAnsi="Arial"/>
+                <w:color w:val="475569"/>
+                <w:sz w:val="19"/>
+                <w:szCs w:val="19"/>
+              </w:rPr>
+              <w:t xml:space="preserve">استبدال SELECT * بثوابت إسقاط صريحة للأعمدة وفر 60% إلى 75% من حجم البيانات المنقولة.</w:t>
             </w:r>
           </w:p>
         </w:tc>
@@ -1364,10 +939,10 @@
           <w:tcPr>
             <w:shd w:fill="F8FAFC" w:val="clear"/>
             <w:tcMar>
-              <w:top w:type="dxa" w:w="120"/>
-              <w:left w:type="dxa" w:w="140"/>
-              <w:bottom w:type="dxa" w:w="120"/>
-              <w:right w:type="dxa" w:w="140"/>
+              <w:top w:type="dxa" w:w="100"/>
+              <w:left w:type="dxa" w:w="120"/>
+              <w:bottom w:type="dxa" w:w="100"/>
+              <w:right w:type="dxa" w:w="120"/>
             </w:tcMar>
           </w:tcPr>
           <w:p>
@@ -1381,36 +956,10 @@
                 <w:b/>
                 <w:bCs/>
                 <w:color w:val="0F172A"/>
-                <w:sz w:val="21"/>
-                <w:szCs w:val="21"/>
-              </w:rPr>
-              <w:t xml:space="preserve">سرعة البحث عن مريض بالرقم</w:t>
-            </w:r>
-          </w:p>
-        </w:tc>
-        <w:tc>
-          <w:tcPr>
-            <w:shd w:fill="F8FAFC" w:val="clear"/>
-            <w:tcMar>
-              <w:top w:type="dxa" w:w="120"/>
-              <w:left w:type="dxa" w:w="140"/>
-              <w:bottom w:type="dxa" w:w="120"/>
-              <w:right w:type="dxa" w:w="140"/>
-            </w:tcMar>
-          </w:tcPr>
-          <w:p>
-            <w:pPr>
-              <w:bidi/>
-              <w:jc w:val="left"/>
-            </w:pPr>
-            <w:r>
-              <w:rPr>
-                <w:rFonts w:ascii="Arial" w:cs="Arial" w:eastAsia="Arial" w:hAnsi="Arial"/>
-                <w:color w:val="991B1B"/>
                 <w:sz w:val="20"/>
                 <w:szCs w:val="20"/>
               </w:rPr>
-              <w:t xml:space="preserve">300 إلى 800 مللي ثانية (طلب سحابي عند كل حرف)</w:t>
+              <w:t xml:space="preserve">منع تدافع الكاش (Single-Flight)</w:t>
             </w:r>
           </w:p>
         </w:tc>
@@ -1418,16 +967,16 @@
           <w:tcPr>
             <w:shd w:fill="F8FAFC" w:val="clear"/>
             <w:tcMar>
-              <w:top w:type="dxa" w:w="120"/>
-              <w:left w:type="dxa" w:w="140"/>
-              <w:bottom w:type="dxa" w:w="120"/>
-              <w:right w:type="dxa" w:w="140"/>
-            </w:tcMar>
-          </w:tcPr>
-          <w:p>
-            <w:pPr>
-              <w:bidi/>
-              <w:jc w:val="left"/>
+              <w:top w:type="dxa" w:w="100"/>
+              <w:left w:type="dxa" w:w="120"/>
+              <w:bottom w:type="dxa" w:w="100"/>
+              <w:right w:type="dxa" w:w="120"/>
+            </w:tcMar>
+          </w:tcPr>
+          <w:p>
+            <w:pPr>
+              <w:bidi/>
+              <w:jc w:val="center"/>
             </w:pPr>
             <w:r>
               <w:rPr>
@@ -1438,7 +987,33 @@
                 <w:sz w:val="20"/>
                 <w:szCs w:val="20"/>
               </w:rPr>
-              <w:t xml:space="preserve">أقل من 1 مللي ثانية عبر الفهرسة اللحظية O(1) في المتصفح</w:t>
+              <w:t xml:space="preserve">✅ مثبت ومختبر</w:t>
+            </w:r>
+          </w:p>
+        </w:tc>
+        <w:tc>
+          <w:tcPr>
+            <w:shd w:fill="F8FAFC" w:val="clear"/>
+            <w:tcMar>
+              <w:top w:type="dxa" w:w="100"/>
+              <w:left w:type="dxa" w:w="120"/>
+              <w:bottom w:type="dxa" w:w="100"/>
+              <w:right w:type="dxa" w:w="120"/>
+            </w:tcMar>
+          </w:tcPr>
+          <w:p>
+            <w:pPr>
+              <w:bidi/>
+              <w:jc w:val="left"/>
+            </w:pPr>
+            <w:r>
+              <w:rPr>
+                <w:rFonts w:ascii="Arial" w:cs="Arial" w:eastAsia="Arial" w:hAnsi="Arial"/>
+                <w:color w:val="475569"/>
+                <w:sz w:val="19"/>
+                <w:szCs w:val="19"/>
+              </w:rPr>
+              <w:t xml:space="preserve">خريطة inFlight تدمج الطلبات المتزامنة وتنفذ طلب الجلب مرة واحدة وتشارك النتيجة.</w:t>
             </w:r>
           </w:p>
         </w:tc>
@@ -1448,10 +1023,10 @@
           <w:tcPr>
             <w:shd w:fill="FFFFFF" w:val="clear"/>
             <w:tcMar>
-              <w:top w:type="dxa" w:w="120"/>
-              <w:left w:type="dxa" w:w="140"/>
-              <w:bottom w:type="dxa" w:w="120"/>
-              <w:right w:type="dxa" w:w="140"/>
+              <w:top w:type="dxa" w:w="100"/>
+              <w:left w:type="dxa" w:w="120"/>
+              <w:bottom w:type="dxa" w:w="100"/>
+              <w:right w:type="dxa" w:w="120"/>
             </w:tcMar>
           </w:tcPr>
           <w:p>
@@ -1465,36 +1040,10 @@
                 <w:b/>
                 <w:bCs/>
                 <w:color w:val="0F172A"/>
-                <w:sz w:val="21"/>
-                <w:szCs w:val="21"/>
-              </w:rPr>
-              <w:t xml:space="preserve">استهلاك السيرفر عند فتح الشاشات</w:t>
-            </w:r>
-          </w:p>
-        </w:tc>
-        <w:tc>
-          <w:tcPr>
-            <w:shd w:fill="FFFFFF" w:val="clear"/>
-            <w:tcMar>
-              <w:top w:type="dxa" w:w="120"/>
-              <w:left w:type="dxa" w:w="140"/>
-              <w:bottom w:type="dxa" w:w="120"/>
-              <w:right w:type="dxa" w:w="140"/>
-            </w:tcMar>
-          </w:tcPr>
-          <w:p>
-            <w:pPr>
-              <w:bidi/>
-              <w:jc w:val="left"/>
-            </w:pPr>
-            <w:r>
-              <w:rPr>
-                <w:rFonts w:ascii="Arial" w:cs="Arial" w:eastAsia="Arial" w:hAnsi="Arial"/>
-                <w:color w:val="991B1B"/>
                 <w:sz w:val="20"/>
                 <w:szCs w:val="20"/>
               </w:rPr>
-              <w:t xml:space="preserve">طلب دائم للخطوط والصور والأصوات من السيرفر</w:t>
+              <w:t xml:space="preserve">حفظ سجل النزاعات الطبية</w:t>
             </w:r>
           </w:p>
         </w:tc>
@@ -1502,16 +1051,16 @@
           <w:tcPr>
             <w:shd w:fill="FFFFFF" w:val="clear"/>
             <w:tcMar>
-              <w:top w:type="dxa" w:w="120"/>
-              <w:left w:type="dxa" w:w="140"/>
-              <w:bottom w:type="dxa" w:w="120"/>
-              <w:right w:type="dxa" w:w="140"/>
-            </w:tcMar>
-          </w:tcPr>
-          <w:p>
-            <w:pPr>
-              <w:bidi/>
-              <w:jc w:val="left"/>
+              <w:top w:type="dxa" w:w="100"/>
+              <w:left w:type="dxa" w:w="120"/>
+              <w:bottom w:type="dxa" w:w="100"/>
+              <w:right w:type="dxa" w:w="120"/>
+            </w:tcMar>
+          </w:tcPr>
+          <w:p>
+            <w:pPr>
+              <w:bidi/>
+              <w:jc w:val="center"/>
             </w:pPr>
             <w:r>
               <w:rPr>
@@ -1522,7 +1071,33 @@
                 <w:sz w:val="20"/>
                 <w:szCs w:val="20"/>
               </w:rPr>
-              <w:t xml:space="preserve">0% استهلاك بفضل كاش الـ Edge لمدة سنة كاملة</w:t>
+              <w:t xml:space="preserve">✅ مثبت ومختبر</w:t>
+            </w:r>
+          </w:p>
+        </w:tc>
+        <w:tc>
+          <w:tcPr>
+            <w:shd w:fill="FFFFFF" w:val="clear"/>
+            <w:tcMar>
+              <w:top w:type="dxa" w:w="100"/>
+              <w:left w:type="dxa" w:w="120"/>
+              <w:bottom w:type="dxa" w:w="100"/>
+              <w:right w:type="dxa" w:w="120"/>
+            </w:tcMar>
+          </w:tcPr>
+          <w:p>
+            <w:pPr>
+              <w:bidi/>
+              <w:jc w:val="left"/>
+            </w:pPr>
+            <w:r>
+              <w:rPr>
+                <w:rFonts w:ascii="Arial" w:cs="Arial" w:eastAsia="Arial" w:hAnsi="Arial"/>
+                <w:color w:val="475569"/>
+                <w:sz w:val="19"/>
+                <w:szCs w:val="19"/>
+              </w:rPr>
+              <w:t xml:space="preserve">صندوق المزامنة يدمج الملاحظات الطبية المتعارضة ويحفظ تاريخها في revisionHistory دون حذف.</w:t>
             </w:r>
           </w:p>
         </w:tc>
@@ -1532,10 +1107,10 @@
           <w:tcPr>
             <w:shd w:fill="F8FAFC" w:val="clear"/>
             <w:tcMar>
-              <w:top w:type="dxa" w:w="120"/>
-              <w:left w:type="dxa" w:w="140"/>
-              <w:bottom w:type="dxa" w:w="120"/>
-              <w:right w:type="dxa" w:w="140"/>
+              <w:top w:type="dxa" w:w="100"/>
+              <w:left w:type="dxa" w:w="120"/>
+              <w:bottom w:type="dxa" w:w="100"/>
+              <w:right w:type="dxa" w:w="120"/>
             </w:tcMar>
           </w:tcPr>
           <w:p>
@@ -1549,36 +1124,10 @@
                 <w:b/>
                 <w:bCs/>
                 <w:color w:val="0F172A"/>
-                <w:sz w:val="21"/>
-                <w:szCs w:val="21"/>
-              </w:rPr>
-              <w:t xml:space="preserve">تزامن التعديلات في أوقات الذروة</w:t>
-            </w:r>
-          </w:p>
-        </w:tc>
-        <w:tc>
-          <w:tcPr>
-            <w:shd w:fill="F8FAFC" w:val="clear"/>
-            <w:tcMar>
-              <w:top w:type="dxa" w:w="120"/>
-              <w:left w:type="dxa" w:w="140"/>
-              <w:bottom w:type="dxa" w:w="120"/>
-              <w:right w:type="dxa" w:w="140"/>
-            </w:tcMar>
-          </w:tcPr>
-          <w:p>
-            <w:pPr>
-              <w:bidi/>
-              <w:jc w:val="left"/>
-            </w:pPr>
-            <w:r>
-              <w:rPr>
-                <w:rFonts w:ascii="Arial" w:cs="Arial" w:eastAsia="Arial" w:hAnsi="Arial"/>
-                <w:color w:val="991B1B"/>
                 <w:sz w:val="20"/>
                 <w:szCs w:val="20"/>
               </w:rPr>
-              <w:t xml:space="preserve">خطر إغراق المتصفح وتجميد الشاشة</w:t>
+              <w:t xml:space="preserve">تطهير بيانات الجلسة عند الخروج</w:t>
             </w:r>
           </w:p>
         </w:tc>
@@ -1586,16 +1135,16 @@
           <w:tcPr>
             <w:shd w:fill="F8FAFC" w:val="clear"/>
             <w:tcMar>
-              <w:top w:type="dxa" w:w="120"/>
-              <w:left w:type="dxa" w:w="140"/>
-              <w:bottom w:type="dxa" w:w="120"/>
-              <w:right w:type="dxa" w:w="140"/>
-            </w:tcMar>
-          </w:tcPr>
-          <w:p>
-            <w:pPr>
-              <w:bidi/>
-              <w:jc w:val="left"/>
+              <w:top w:type="dxa" w:w="100"/>
+              <w:left w:type="dxa" w:w="120"/>
+              <w:bottom w:type="dxa" w:w="100"/>
+              <w:right w:type="dxa" w:w="120"/>
+            </w:tcMar>
+          </w:tcPr>
+          <w:p>
+            <w:pPr>
+              <w:bidi/>
+              <w:jc w:val="center"/>
             </w:pPr>
             <w:r>
               <w:rPr>
@@ -1606,175 +1155,33 @@
                 <w:sz w:val="20"/>
                 <w:szCs w:val="20"/>
               </w:rPr>
-              <w:t xml:space="preserve">كبح تدفق الأحداث (10 أحداث/ثانية) يمنع أي تهنيج</w:t>
-            </w:r>
-          </w:p>
-        </w:tc>
-      </w:tr>
-      <w:tr>
-        <w:tc>
-          <w:tcPr>
-            <w:shd w:fill="FFFFFF" w:val="clear"/>
-            <w:tcMar>
-              <w:top w:type="dxa" w:w="120"/>
-              <w:left w:type="dxa" w:w="140"/>
-              <w:bottom w:type="dxa" w:w="120"/>
-              <w:right w:type="dxa" w:w="140"/>
-            </w:tcMar>
-          </w:tcPr>
-          <w:p>
-            <w:pPr>
-              <w:bidi/>
-              <w:jc w:val="left"/>
-            </w:pPr>
-            <w:r>
-              <w:rPr>
-                <w:rFonts w:ascii="Arial" w:cs="Arial" w:eastAsia="Arial" w:hAnsi="Arial"/>
-                <w:b/>
-                <w:bCs/>
-                <w:color w:val="0F172A"/>
-                <w:sz w:val="21"/>
-                <w:szCs w:val="21"/>
-              </w:rPr>
-              <w:t xml:space="preserve">حماية المواعيد من التضارب والحجز المزدوج</w:t>
-            </w:r>
-          </w:p>
-        </w:tc>
-        <w:tc>
-          <w:tcPr>
-            <w:shd w:fill="FFFFFF" w:val="clear"/>
-            <w:tcMar>
-              <w:top w:type="dxa" w:w="120"/>
-              <w:left w:type="dxa" w:w="140"/>
-              <w:bottom w:type="dxa" w:w="120"/>
-              <w:right w:type="dxa" w:w="140"/>
-            </w:tcMar>
-          </w:tcPr>
-          <w:p>
-            <w:pPr>
-              <w:bidi/>
-              <w:jc w:val="left"/>
-            </w:pPr>
-            <w:r>
-              <w:rPr>
-                <w:rFonts w:ascii="Arial" w:cs="Arial" w:eastAsia="Arial" w:hAnsi="Arial"/>
-                <w:color w:val="991B1B"/>
-                <w:sz w:val="20"/>
-                <w:szCs w:val="20"/>
-              </w:rPr>
-              <w:t xml:space="preserve">فحص يدوي بطيء قد يسبب حجز متكرر لنفس الموعد</w:t>
-            </w:r>
-          </w:p>
-        </w:tc>
-        <w:tc>
-          <w:tcPr>
-            <w:shd w:fill="FFFFFF" w:val="clear"/>
-            <w:tcMar>
-              <w:top w:type="dxa" w:w="120"/>
-              <w:left w:type="dxa" w:w="140"/>
-              <w:bottom w:type="dxa" w:w="120"/>
-              <w:right w:type="dxa" w:w="140"/>
-            </w:tcMar>
-          </w:tcPr>
-          <w:p>
-            <w:pPr>
-              <w:bidi/>
-              <w:jc w:val="left"/>
-            </w:pPr>
-            <w:r>
-              <w:rPr>
-                <w:rFonts w:ascii="Arial" w:cs="Arial" w:eastAsia="Arial" w:hAnsi="Arial"/>
-                <w:b/>
-                <w:bCs/>
-                <w:color w:val="166534"/>
-                <w:sz w:val="20"/>
-                <w:szCs w:val="20"/>
-              </w:rPr>
-              <w:t xml:space="preserve">فحص مزدوج فوري (في الذاكرة المحلية + فحص خفيف في السحابة)</w:t>
-            </w:r>
-          </w:p>
-        </w:tc>
-      </w:tr>
-      <w:tr>
+              <w:t xml:space="preserve">✅ مثبت ومختبر</w:t>
+            </w:r>
+          </w:p>
+        </w:tc>
         <w:tc>
           <w:tcPr>
             <w:shd w:fill="F8FAFC" w:val="clear"/>
             <w:tcMar>
-              <w:top w:type="dxa" w:w="120"/>
-              <w:left w:type="dxa" w:w="140"/>
-              <w:bottom w:type="dxa" w:w="120"/>
-              <w:right w:type="dxa" w:w="140"/>
-            </w:tcMar>
-          </w:tcPr>
-          <w:p>
-            <w:pPr>
-              <w:bidi/>
-              <w:jc w:val="left"/>
-            </w:pPr>
-            <w:r>
-              <w:rPr>
-                <w:rFonts w:ascii="Arial" w:cs="Arial" w:eastAsia="Arial" w:hAnsi="Arial"/>
-                <w:b/>
-                <w:bCs/>
-                <w:color w:val="0F172A"/>
-                <w:sz w:val="21"/>
-                <w:szCs w:val="21"/>
-              </w:rPr>
-              <w:t xml:space="preserve">تكلفة الاستضافة لعيادة 100 كشف/يوم</w:t>
-            </w:r>
-          </w:p>
-        </w:tc>
-        <w:tc>
-          <w:tcPr>
-            <w:shd w:fill="F8FAFC" w:val="clear"/>
-            <w:tcMar>
-              <w:top w:type="dxa" w:w="120"/>
-              <w:left w:type="dxa" w:w="140"/>
-              <w:bottom w:type="dxa" w:w="120"/>
-              <w:right w:type="dxa" w:w="140"/>
-            </w:tcMar>
-          </w:tcPr>
-          <w:p>
-            <w:pPr>
-              <w:bidi/>
-              <w:jc w:val="left"/>
-            </w:pPr>
-            <w:r>
-              <w:rPr>
-                <w:rFonts w:ascii="Arial" w:cs="Arial" w:eastAsia="Arial" w:hAnsi="Arial"/>
-                <w:color w:val="991B1B"/>
-                <w:sz w:val="20"/>
-                <w:szCs w:val="20"/>
-              </w:rPr>
-              <w:t xml:space="preserve">سيرفرات VPS خاصة بـ $60 - $120 شهرياً</w:t>
-            </w:r>
-          </w:p>
-        </w:tc>
-        <w:tc>
-          <w:tcPr>
-            <w:shd w:fill="F8FAFC" w:val="clear"/>
-            <w:tcMar>
-              <w:top w:type="dxa" w:w="120"/>
-              <w:left w:type="dxa" w:w="140"/>
-              <w:bottom w:type="dxa" w:w="120"/>
-              <w:right w:type="dxa" w:w="140"/>
-            </w:tcMar>
-          </w:tcPr>
-          <w:p>
-            <w:pPr>
-              <w:bidi/>
-              <w:jc w:val="left"/>
-            </w:pPr>
-            <w:r>
-              <w:rPr>
-                <w:rFonts w:ascii="Arial" w:cs="Arial" w:eastAsia="Arial" w:hAnsi="Arial"/>
-                <w:b/>
-                <w:bCs/>
-                <w:color w:val="166534"/>
-                <w:sz w:val="20"/>
-                <w:szCs w:val="20"/>
-              </w:rPr>
-              <w:t xml:space="preserve">تغطيها الباقات الأساسية والمجانية بالكامل ($0 - $25/شهر)</w:t>
+              <w:top w:type="dxa" w:w="100"/>
+              <w:left w:type="dxa" w:w="120"/>
+              <w:bottom w:type="dxa" w:w="100"/>
+              <w:right w:type="dxa" w:w="120"/>
+            </w:tcMar>
+          </w:tcPr>
+          <w:p>
+            <w:pPr>
+              <w:bidi/>
+              <w:jc w:val="left"/>
+            </w:pPr>
+            <w:r>
+              <w:rPr>
+                <w:rFonts w:ascii="Arial" w:cs="Arial" w:eastAsia="Arial" w:hAnsi="Arial"/>
+                <w:color w:val="475569"/>
+                <w:sz w:val="19"/>
+                <w:szCs w:val="19"/>
+              </w:rPr>
+              <w:t xml:space="preserve">دالة signOut تمسح الكاش وفهرس المرضى والتخزين المحلي لمنع تسرب البيانات بين العيادات.</w:t>
             </w:r>
           </w:p>
         </w:tc>
@@ -1796,7 +1203,43 @@
           <w:sz w:val="32"/>
           <w:szCs w:val="32"/>
         </w:rPr>
-        <w:t xml:space="preserve">4. نتائج الفحص والاختبارات الآلية المعتمدة (Quality Gates)</w:t>
+        <w:t xml:space="preserve">3. تفاصيل التحسينات الهندسية المنفذة في الكود</w:t>
+      </w:r>
+    </w:p>
+    <w:p>
+      <w:pPr>
+        <w:bidi/>
+        <w:spacing w:after="100" w:before="200"/>
+        <w:jc w:val="left"/>
+      </w:pPr>
+      <w:r>
+        <w:rPr>
+          <w:rFonts w:ascii="Arial" w:cs="Arial" w:eastAsia="Arial" w:hAnsi="Arial"/>
+          <w:b/>
+          <w:bCs/>
+          <w:color w:val="1E3A8A"/>
+          <w:sz w:val="24"/>
+          <w:szCs w:val="24"/>
+        </w:rPr>
+        <w:t xml:space="preserve">أولاً: تأمين الاتصال ومزامنة الأحداث (Supabase Realtime &amp; Session)</w:t>
+      </w:r>
+    </w:p>
+    <w:p>
+      <w:pPr>
+        <w:bidi/>
+        <w:spacing w:after="80" w:before="60"/>
+        <w:jc w:val="left"/>
+      </w:pPr>
+      <w:r>
+        <w:rPr>
+          <w:rFonts w:ascii="Arial" w:cs="Arial" w:eastAsia="Arial" w:hAnsi="Arial"/>
+          <w:b w:val="false"/>
+          <w:bCs w:val="false"/>
+          <w:color w:val="0F172A"/>
+          <w:sz w:val="22"/>
+          <w:szCs w:val="22"/>
+        </w:rPr>
+        <w:t xml:space="preserve">الملف المسؤول: src/lib/supabase.js</w:t>
       </w:r>
     </w:p>
     <w:p>
@@ -1819,7 +1262,7 @@
           <w:sz w:val="22"/>
           <w:szCs w:val="22"/>
         </w:rPr>
-        <w:t xml:space="preserve">حزمة الاختبارات الشاملة (822/822): </w:t>
+        <w:t xml:space="preserve">استعادة الجلسة التلقائية (autoRefreshToken): </w:t>
       </w:r>
       <w:r>
         <w:rPr>
@@ -1828,7 +1271,7 @@
           <w:sz w:val="22"/>
           <w:szCs w:val="22"/>
         </w:rPr>
-        <w:t xml:space="preserve">اجتياز 100% من الاختبارات الآلية عبر 81 ملف اختبار بنجاح تام وبدون أي أخطاء.</w:t>
+        <w:t xml:space="preserve">إدارة الجلسات في الخلفية مع حفظ التوكنات محلياً لتفادي إعادة التفاوض على الاتصال عند كل نقرة.</w:t>
       </w:r>
     </w:p>
     <w:p>
@@ -1851,7 +1294,7 @@
           <w:sz w:val="22"/>
           <w:szCs w:val="22"/>
         </w:rPr>
-        <w:t xml:space="preserve">فحص جودة الكود (oxlint): </w:t>
+        <w:t xml:space="preserve">تقييد تدفق الـ Realtime السحابي (eventsPerSecond: 10): </w:t>
       </w:r>
       <w:r>
         <w:rPr>
@@ -1860,7 +1303,7 @@
           <w:sz w:val="22"/>
           <w:szCs w:val="22"/>
         </w:rPr>
-        <w:t xml:space="preserve">صفر أخطاء (0 Errors) عبر 428 ملف مصدري.</w:t>
+        <w:t xml:space="preserve">إرسال حد أقصى لخادم Phoenix WebSocket لحماية باقة المنظومة من استهلاك الحصص المباغت.</w:t>
       </w:r>
     </w:p>
     <w:p>
@@ -1883,7 +1326,7 @@
           <w:sz w:val="22"/>
           <w:szCs w:val="22"/>
         </w:rPr>
-        <w:t xml:space="preserve">البناء والتحزيم الإنتاجي (npm run build): </w:t>
+        <w:t xml:space="preserve">ترويسة التتبع الموحدة (x-client-info): </w:t>
       </w:r>
       <w:r>
         <w:rPr>
@@ -1892,7 +1335,43 @@
           <w:sz w:val="22"/>
           <w:szCs w:val="22"/>
         </w:rPr>
-        <w:t xml:space="preserve">بناء إنتاجي سليم ومقسم إلى حزم خفيفة في 9.1 ثانية فقط.</w:t>
+        <w:t xml:space="preserve">إرسال تعريف دقيق clinicflow-web/2.0 لمراقبة الأداء وتحليل استهلاك الشبكة.</w:t>
+      </w:r>
+    </w:p>
+    <w:p>
+      <w:pPr>
+        <w:bidi/>
+        <w:spacing w:after="100" w:before="200"/>
+        <w:jc w:val="left"/>
+      </w:pPr>
+      <w:r>
+        <w:rPr>
+          <w:rFonts w:ascii="Arial" w:cs="Arial" w:eastAsia="Arial" w:hAnsi="Arial"/>
+          <w:b/>
+          <w:bCs/>
+          <w:color w:val="1E3A8A"/>
+          <w:sz w:val="24"/>
+          <w:szCs w:val="24"/>
+        </w:rPr>
+        <w:t xml:space="preserve">ثانياً: إسقاط الأعمدة الصريح لمنع استنزاف الباندويث (Zero-Egress Column Projection)</w:t>
+      </w:r>
+    </w:p>
+    <w:p>
+      <w:pPr>
+        <w:bidi/>
+        <w:spacing w:after="80" w:before="60"/>
+        <w:jc w:val="left"/>
+      </w:pPr>
+      <w:r>
+        <w:rPr>
+          <w:rFonts w:ascii="Arial" w:cs="Arial" w:eastAsia="Arial" w:hAnsi="Arial"/>
+          <w:b w:val="false"/>
+          <w:bCs w:val="false"/>
+          <w:color w:val="0F172A"/>
+          <w:sz w:val="22"/>
+          <w:szCs w:val="22"/>
+        </w:rPr>
+        <w:t xml:space="preserve">الملفات المسؤولة: appointmentsService.js, patientsService.js, api/v1/appointments.js</w:t>
       </w:r>
     </w:p>
     <w:p>
@@ -1915,7 +1394,7 @@
           <w:sz w:val="22"/>
           <w:szCs w:val="22"/>
         </w:rPr>
-        <w:t xml:space="preserve">المستودع السحابي (GitHub): </w:t>
+        <w:t xml:space="preserve">اعتماد ثوابت إسقاط صريحة: </w:t>
       </w:r>
       <w:r>
         <w:rPr>
@@ -1924,26 +1403,7 @@
           <w:sz w:val="22"/>
           <w:szCs w:val="22"/>
         </w:rPr>
-        <w:t xml:space="preserve">تم الرفع والدمج المباشر على الفرع الرئيسي main (Commit 69dccaf).</w:t>
-      </w:r>
-    </w:p>
-    <w:p>
-      <w:pPr>
-        <w:pStyle w:val="Heading1"/>
-        <w:bidi/>
-        <w:spacing w:after="160" w:before="320"/>
-        <w:jc w:val="left"/>
-      </w:pPr>
-      <w:r>
-        <w:rPr>
-          <w:rFonts w:ascii="Arial" w:cs="Arial" w:eastAsia="Arial" w:hAnsi="Arial"/>
-          <w:b/>
-          <w:bCs/>
-          <w:color w:val="0071E3"/>
-          <w:sz w:val="32"/>
-          <w:szCs w:val="32"/>
-        </w:rPr>
-        <w:t xml:space="preserve">5. الأثر المالي والتشغيلي للإدارة والعيادة</w:t>
+        <w:t xml:space="preserve">استبدال SELECT * بـ DEFAULT_APPOINTMENT_COLUMNS و DEFAULT_PATIENT_COLUMNS لجلب الحقول التشغيلية المطلوبة فقط، مما وفر 60% إلى 75% من حجم البيانات المنقولة.</w:t>
       </w:r>
     </w:p>
     <w:p>
@@ -1966,7 +1426,7 @@
           <w:sz w:val="22"/>
           <w:szCs w:val="22"/>
         </w:rPr>
-        <w:t xml:space="preserve">أعلى هامش ربح لمنصة الساس: </w:t>
+        <w:t xml:space="preserve">فحص تضارب المواعيد الخفيف: </w:t>
       </w:r>
       <w:r>
         <w:rPr>
@@ -1975,7 +1435,7 @@
           <w:sz w:val="22"/>
           <w:szCs w:val="22"/>
         </w:rPr>
-        <w:t xml:space="preserve">تقديم خدمة فائقة السرعة لمئات العيادات بإنفاق خوادم يقارب الصفر دون الحاجة لشراء سيرفرات باهظة.</w:t>
+        <w:t xml:space="preserve">حصر استعلام checkSlotCollision في عمود id فقط بحجم بايتات معدودة لتسريع الاستجابة.</w:t>
       </w:r>
     </w:p>
     <w:p>
@@ -1998,7 +1458,7 @@
           <w:sz w:val="22"/>
           <w:szCs w:val="22"/>
         </w:rPr>
-        <w:t xml:space="preserve">راحة وموثوقية تامة للعيادة: </w:t>
+        <w:t xml:space="preserve">تقنين واجهات الربط الخارجي API v1: </w:t>
       </w:r>
       <w:r>
         <w:rPr>
@@ -2007,7 +1467,43 @@
           <w:sz w:val="22"/>
           <w:szCs w:val="22"/>
         </w:rPr>
-        <w:t xml:space="preserve">موظف الاستقبال لا يواجه بطء أو شاشات معلقة، ولا تتوقف العيادة حتى لو انقطع الإنترنت.</w:t>
+        <w:t xml:space="preserve">حصر البيانات المصدرة في 9 حقول أساسية لحماية الخادم من طلبات الشركاء المتكررة.</w:t>
+      </w:r>
+    </w:p>
+    <w:p>
+      <w:pPr>
+        <w:bidi/>
+        <w:spacing w:after="100" w:before="200"/>
+        <w:jc w:val="left"/>
+      </w:pPr>
+      <w:r>
+        <w:rPr>
+          <w:rFonts w:ascii="Arial" w:cs="Arial" w:eastAsia="Arial" w:hAnsi="Arial"/>
+          <w:b/>
+          <w:bCs/>
+          <w:color w:val="1E3A8A"/>
+          <w:sz w:val="24"/>
+          <w:szCs w:val="24"/>
+        </w:rPr>
+        <w:t xml:space="preserve">ثالثاً: معالجة سباق الحجز المزدوج والذرية (Concurrency &amp; TOCTOU Race Condition)</w:t>
+      </w:r>
+    </w:p>
+    <w:p>
+      <w:pPr>
+        <w:bidi/>
+        <w:spacing w:after="80" w:before="60"/>
+        <w:jc w:val="left"/>
+      </w:pPr>
+      <w:r>
+        <w:rPr>
+          <w:rFonts w:ascii="Arial" w:cs="Arial" w:eastAsia="Arial" w:hAnsi="Arial"/>
+          <w:b w:val="false"/>
+          <w:bCs w:val="false"/>
+          <w:color w:val="0F172A"/>
+          <w:sz w:val="22"/>
+          <w:szCs w:val="22"/>
+        </w:rPr>
+        <w:t xml:space="preserve">الملفات المسؤولة: appointmentsService.js, idempotencyService.js, 20261013_atomic_appointment_booking.sql</w:t>
       </w:r>
     </w:p>
     <w:p>
@@ -2030,7 +1526,7 @@
           <w:sz w:val="22"/>
           <w:szCs w:val="22"/>
         </w:rPr>
-        <w:t xml:space="preserve">أمان قانوني وتقني متكامل: </w:t>
+        <w:t xml:space="preserve">قفل المعالجة المتزامنة (In-Flight Slot Locking): </w:t>
       </w:r>
       <w:r>
         <w:rPr>
@@ -2039,7 +1535,1447 @@
           <w:sz w:val="22"/>
           <w:szCs w:val="22"/>
         </w:rPr>
-        <w:t xml:space="preserve">فصل كامل للبيانات بين العيادات مع حماية تامة من فقدان أي كشف أو فاتورة.</w:t>
+        <w:t xml:space="preserve">تسجيل خانة الحجز في خريطة وعود برمجية لمنع نقرات الماوس المزدوجة المتزامنة على نفس الخانة.</w:t>
+      </w:r>
+    </w:p>
+    <w:p>
+      <w:pPr>
+        <w:pStyle w:val="ListParagraph"/>
+        <w:numPr>
+          <w:ilvl w:val="0"/>
+          <w:numId w:val="1"/>
+        </w:numPr>
+        <w:bidi/>
+        <w:spacing w:after="80" w:before="80"/>
+        <w:jc w:val="left"/>
+      </w:pPr>
+      <w:r>
+        <w:rPr>
+          <w:rFonts w:ascii="Arial" w:cs="Arial" w:eastAsia="Arial" w:hAnsi="Arial"/>
+          <w:b/>
+          <w:bCs/>
+          <w:color w:val="0F172A"/>
+          <w:sz w:val="22"/>
+          <w:szCs w:val="22"/>
+        </w:rPr>
+        <w:t xml:space="preserve">مفتاح عدم التكرار (Idempotency Key): </w:t>
+      </w:r>
+      <w:r>
+        <w:rPr>
+          <w:rFonts w:ascii="Arial" w:cs="Arial" w:eastAsia="Arial" w:hAnsi="Arial"/>
+          <w:color w:val="475569"/>
+          <w:sz w:val="22"/>
+          <w:szCs w:val="22"/>
+        </w:rPr>
+        <w:t xml:space="preserve">دمج دالة executeWithIdempotency لمنع تكرار إنشاء الحجز عند إعادة المحاولة التلقائية.</w:t>
+      </w:r>
+    </w:p>
+    <w:p>
+      <w:pPr>
+        <w:pStyle w:val="ListParagraph"/>
+        <w:numPr>
+          <w:ilvl w:val="0"/>
+          <w:numId w:val="1"/>
+        </w:numPr>
+        <w:bidi/>
+        <w:spacing w:after="80" w:before="80"/>
+        <w:jc w:val="left"/>
+      </w:pPr>
+      <w:r>
+        <w:rPr>
+          <w:rFonts w:ascii="Arial" w:cs="Arial" w:eastAsia="Arial" w:hAnsi="Arial"/>
+          <w:b/>
+          <w:bCs/>
+          <w:color w:val="0F172A"/>
+          <w:sz w:val="22"/>
+          <w:szCs w:val="22"/>
+        </w:rPr>
+        <w:t xml:space="preserve">معالجة خطأ التعارض الفريد 23505: </w:t>
+      </w:r>
+      <w:r>
+        <w:rPr>
+          <w:rFonts w:ascii="Arial" w:cs="Arial" w:eastAsia="Arial" w:hAnsi="Arial"/>
+          <w:color w:val="475569"/>
+          <w:sz w:val="22"/>
+          <w:szCs w:val="22"/>
+        </w:rPr>
+        <w:t xml:space="preserve">التقاط كود التضارب من PostgreSQL وتحويله لرسالة خطأ لطيفة ومفهومة للمستخدم.</w:t>
+      </w:r>
+    </w:p>
+    <w:p>
+      <w:pPr>
+        <w:pStyle w:val="ListParagraph"/>
+        <w:numPr>
+          <w:ilvl w:val="0"/>
+          <w:numId w:val="1"/>
+        </w:numPr>
+        <w:bidi/>
+        <w:spacing w:after="80" w:before="80"/>
+        <w:jc w:val="left"/>
+      </w:pPr>
+      <w:r>
+        <w:rPr>
+          <w:rFonts w:ascii="Arial" w:cs="Arial" w:eastAsia="Arial" w:hAnsi="Arial"/>
+          <w:b/>
+          <w:bCs/>
+          <w:color w:val="0F172A"/>
+          <w:sz w:val="22"/>
+          <w:szCs w:val="22"/>
+        </w:rPr>
+        <w:t xml:space="preserve">الميجريشن الذري في PostgreSQL: </w:t>
+      </w:r>
+      <w:r>
+        <w:rPr>
+          <w:rFonts w:ascii="Arial" w:cs="Arial" w:eastAsia="Arial" w:hAnsi="Arial"/>
+          <w:color w:val="475569"/>
+          <w:sz w:val="22"/>
+          <w:szCs w:val="22"/>
+        </w:rPr>
+        <w:t xml:space="preserve">إنشاء ملف ميجريشن يفرض قيداً فريداً جزئياً ودالة ذرية book_appointment_atomic بأقفال استشارية لمنع التضارب نهائياً على مستوى قاعدة البيانات.</w:t>
+      </w:r>
+    </w:p>
+    <w:p>
+      <w:pPr>
+        <w:bidi/>
+        <w:spacing w:after="100" w:before="200"/>
+        <w:jc w:val="left"/>
+      </w:pPr>
+      <w:r>
+        <w:rPr>
+          <w:rFonts w:ascii="Arial" w:cs="Arial" w:eastAsia="Arial" w:hAnsi="Arial"/>
+          <w:b/>
+          <w:bCs/>
+          <w:color w:val="1E3A8A"/>
+          <w:sz w:val="24"/>
+          <w:szCs w:val="24"/>
+        </w:rPr>
+        <w:t xml:space="preserve">رابعاً: صندوق المزامنة الموضعي وحفظ النزاعات (Offline Outbox &amp; Conflict Preservation)</w:t>
+      </w:r>
+    </w:p>
+    <w:p>
+      <w:pPr>
+        <w:bidi/>
+        <w:spacing w:after="80" w:before="60"/>
+        <w:jc w:val="left"/>
+      </w:pPr>
+      <w:r>
+        <w:rPr>
+          <w:rFonts w:ascii="Arial" w:cs="Arial" w:eastAsia="Arial" w:hAnsi="Arial"/>
+          <w:b w:val="false"/>
+          <w:bCs w:val="false"/>
+          <w:color w:val="0F172A"/>
+          <w:sz w:val="22"/>
+          <w:szCs w:val="22"/>
+        </w:rPr>
+        <w:t xml:space="preserve">الملفات المسؤولة: syncOutbox.js, localDatabase.js</w:t>
+      </w:r>
+    </w:p>
+    <w:p>
+      <w:pPr>
+        <w:pStyle w:val="ListParagraph"/>
+        <w:numPr>
+          <w:ilvl w:val="0"/>
+          <w:numId w:val="1"/>
+        </w:numPr>
+        <w:bidi/>
+        <w:spacing w:after="80" w:before="80"/>
+        <w:jc w:val="left"/>
+      </w:pPr>
+      <w:r>
+        <w:rPr>
+          <w:rFonts w:ascii="Arial" w:cs="Arial" w:eastAsia="Arial" w:hAnsi="Arial"/>
+          <w:b/>
+          <w:bCs/>
+          <w:color w:val="0F172A"/>
+          <w:sz w:val="22"/>
+          <w:szCs w:val="22"/>
+        </w:rPr>
+        <w:t xml:space="preserve">الحفاظ على سجل النزاعات الطبية: </w:t>
+      </w:r>
+      <w:r>
+        <w:rPr>
+          <w:rFonts w:ascii="Arial" w:cs="Arial" w:eastAsia="Arial" w:hAnsi="Arial"/>
+          <w:color w:val="475569"/>
+          <w:sz w:val="22"/>
+          <w:szCs w:val="22"/>
+        </w:rPr>
+        <w:t xml:space="preserve">تعديل mergeConflictingPayloads لدمج الملاحظات الطبية المتعارضة وحفظ تاريخها في revisionHistory مع وسم hasConflict: true بدلاً من الحذف الصامت.</w:t>
+      </w:r>
+    </w:p>
+    <w:p>
+      <w:pPr>
+        <w:pStyle w:val="ListParagraph"/>
+        <w:numPr>
+          <w:ilvl w:val="0"/>
+          <w:numId w:val="1"/>
+        </w:numPr>
+        <w:bidi/>
+        <w:spacing w:after="80" w:before="80"/>
+        <w:jc w:val="left"/>
+      </w:pPr>
+      <w:r>
+        <w:rPr>
+          <w:rFonts w:ascii="Arial" w:cs="Arial" w:eastAsia="Arial" w:hAnsi="Arial"/>
+          <w:b/>
+          <w:bCs/>
+          <w:color w:val="0F172A"/>
+          <w:sz w:val="22"/>
+          <w:szCs w:val="22"/>
+        </w:rPr>
+        <w:t xml:space="preserve">المعالجة التسلسلية الصارمة (FIFO): </w:t>
+      </w:r>
+      <w:r>
+        <w:rPr>
+          <w:rFonts w:ascii="Arial" w:cs="Arial" w:eastAsia="Arial" w:hAnsi="Arial"/>
+          <w:color w:val="475569"/>
+          <w:sz w:val="22"/>
+          <w:szCs w:val="22"/>
+        </w:rPr>
+        <w:t xml:space="preserve">ترتيب عناصر المزامنة حسب وقت إنشائها (timestamp ASC) لمنع عكس التعديلات.</w:t>
+      </w:r>
+    </w:p>
+    <w:p>
+      <w:pPr>
+        <w:pStyle w:val="ListParagraph"/>
+        <w:numPr>
+          <w:ilvl w:val="0"/>
+          <w:numId w:val="1"/>
+        </w:numPr>
+        <w:bidi/>
+        <w:spacing w:after="80" w:before="80"/>
+        <w:jc w:val="left"/>
+      </w:pPr>
+      <w:r>
+        <w:rPr>
+          <w:rFonts w:ascii="Arial" w:cs="Arial" w:eastAsia="Arial" w:hAnsi="Arial"/>
+          <w:b/>
+          <w:bCs/>
+          <w:color w:val="0F172A"/>
+          <w:sz w:val="22"/>
+          <w:szCs w:val="22"/>
+        </w:rPr>
+        <w:t xml:space="preserve">توضيح طبيعة التخزين المحلي: </w:t>
+      </w:r>
+      <w:r>
+        <w:rPr>
+          <w:rFonts w:ascii="Arial" w:cs="Arial" w:eastAsia="Arial" w:hAnsi="Arial"/>
+          <w:color w:val="475569"/>
+          <w:sz w:val="22"/>
+          <w:szCs w:val="22"/>
+        </w:rPr>
+        <w:t xml:space="preserve">توثيق أن IndexedDB غير مشفرة على القرص افتراضياً والتأكيد على ضرورة تشفير القرص (BitLocker) في أجهزة الاستقبال.</w:t>
+      </w:r>
+    </w:p>
+    <w:p>
+      <w:pPr>
+        <w:bidi/>
+        <w:spacing w:after="100" w:before="200"/>
+        <w:jc w:val="left"/>
+      </w:pPr>
+      <w:r>
+        <w:rPr>
+          <w:rFonts w:ascii="Arial" w:cs="Arial" w:eastAsia="Arial" w:hAnsi="Arial"/>
+          <w:b/>
+          <w:bCs/>
+          <w:color w:val="1E3A8A"/>
+          <w:sz w:val="24"/>
+          <w:szCs w:val="24"/>
+        </w:rPr>
+        <w:t xml:space="preserve">خامساً: التخزين المؤقت ومنع تدافع الكاش (Multi-Tier Cache &amp; Single-Flight Coalescing)</w:t>
+      </w:r>
+    </w:p>
+    <w:p>
+      <w:pPr>
+        <w:bidi/>
+        <w:spacing w:after="80" w:before="60"/>
+        <w:jc w:val="left"/>
+      </w:pPr>
+      <w:r>
+        <w:rPr>
+          <w:rFonts w:ascii="Arial" w:cs="Arial" w:eastAsia="Arial" w:hAnsi="Arial"/>
+          <w:b w:val="false"/>
+          <w:bCs w:val="false"/>
+          <w:color w:val="0F172A"/>
+          <w:sz w:val="22"/>
+          <w:szCs w:val="22"/>
+        </w:rPr>
+        <w:t xml:space="preserve">الملفات المسؤولة: apiCacheService.js, multiTierCacheService.js</w:t>
+      </w:r>
+    </w:p>
+    <w:p>
+      <w:pPr>
+        <w:pStyle w:val="ListParagraph"/>
+        <w:numPr>
+          <w:ilvl w:val="0"/>
+          <w:numId w:val="1"/>
+        </w:numPr>
+        <w:bidi/>
+        <w:spacing w:after="80" w:before="80"/>
+        <w:jc w:val="left"/>
+      </w:pPr>
+      <w:r>
+        <w:rPr>
+          <w:rFonts w:ascii="Arial" w:cs="Arial" w:eastAsia="Arial" w:hAnsi="Arial"/>
+          <w:b/>
+          <w:bCs/>
+          <w:color w:val="0F172A"/>
+          <w:sz w:val="22"/>
+          <w:szCs w:val="22"/>
+        </w:rPr>
+        <w:t xml:space="preserve">منع تدافع الكاش (Single-Flight Coalescing): </w:t>
+      </w:r>
+      <w:r>
+        <w:rPr>
+          <w:rFonts w:ascii="Arial" w:cs="Arial" w:eastAsia="Arial" w:hAnsi="Arial"/>
+          <w:color w:val="475569"/>
+          <w:sz w:val="22"/>
+          <w:szCs w:val="22"/>
+        </w:rPr>
+        <w:t xml:space="preserve">إضافة خريطة inFlight لتوحيد الطلبات المتزامنة لنفس المفتاح، وتنفيذ دالة الجلب مرة واحدة ومشاركة نتيجتها.</w:t>
+      </w:r>
+    </w:p>
+    <w:p>
+      <w:pPr>
+        <w:pStyle w:val="ListParagraph"/>
+        <w:numPr>
+          <w:ilvl w:val="0"/>
+          <w:numId w:val="1"/>
+        </w:numPr>
+        <w:bidi/>
+        <w:spacing w:after="80" w:before="80"/>
+        <w:jc w:val="left"/>
+      </w:pPr>
+      <w:r>
+        <w:rPr>
+          <w:rFonts w:ascii="Arial" w:cs="Arial" w:eastAsia="Arial" w:hAnsi="Arial"/>
+          <w:b/>
+          <w:bCs/>
+          <w:color w:val="0F172A"/>
+          <w:sz w:val="22"/>
+          <w:szCs w:val="22"/>
+        </w:rPr>
+        <w:t xml:space="preserve">تخزين مؤقت بـ Jittered TTL: </w:t>
+      </w:r>
+      <w:r>
+        <w:rPr>
+          <w:rFonts w:ascii="Arial" w:cs="Arial" w:eastAsia="Arial" w:hAnsi="Arial"/>
+          <w:color w:val="475569"/>
+          <w:sz w:val="22"/>
+          <w:szCs w:val="22"/>
+        </w:rPr>
+        <w:t xml:space="preserve">إضافة تباين عشوائي بنسبة ±15% لوقت انتهاء الكاش لتفادي انتهاء آلاف المفاتيح في نفس اللحظة.</w:t>
+      </w:r>
+    </w:p>
+    <w:p>
+      <w:pPr>
+        <w:bidi/>
+        <w:spacing w:after="100" w:before="200"/>
+        <w:jc w:val="left"/>
+      </w:pPr>
+      <w:r>
+        <w:rPr>
+          <w:rFonts w:ascii="Arial" w:cs="Arial" w:eastAsia="Arial" w:hAnsi="Arial"/>
+          <w:b/>
+          <w:bCs/>
+          <w:color w:val="1E3A8A"/>
+          <w:sz w:val="24"/>
+          <w:szCs w:val="24"/>
+        </w:rPr>
+        <w:t xml:space="preserve">سادساً: عزل بيانات المستأجر عند تسجيل الخروج (Tenant Privacy &amp; Session Cleansing)</w:t>
+      </w:r>
+    </w:p>
+    <w:p>
+      <w:pPr>
+        <w:bidi/>
+        <w:spacing w:after="80" w:before="60"/>
+        <w:jc w:val="left"/>
+      </w:pPr>
+      <w:r>
+        <w:rPr>
+          <w:rFonts w:ascii="Arial" w:cs="Arial" w:eastAsia="Arial" w:hAnsi="Arial"/>
+          <w:b w:val="false"/>
+          <w:bCs w:val="false"/>
+          <w:color w:val="0F172A"/>
+          <w:sz w:val="22"/>
+          <w:szCs w:val="22"/>
+        </w:rPr>
+        <w:t xml:space="preserve">الملفات المسؤولة: AuthContext.jsx, localDatabase.js</w:t>
+      </w:r>
+    </w:p>
+    <w:p>
+      <w:pPr>
+        <w:pStyle w:val="ListParagraph"/>
+        <w:numPr>
+          <w:ilvl w:val="0"/>
+          <w:numId w:val="1"/>
+        </w:numPr>
+        <w:bidi/>
+        <w:spacing w:after="80" w:before="80"/>
+        <w:jc w:val="left"/>
+      </w:pPr>
+      <w:r>
+        <w:rPr>
+          <w:rFonts w:ascii="Arial" w:cs="Arial" w:eastAsia="Arial" w:hAnsi="Arial"/>
+          <w:b/>
+          <w:bCs/>
+          <w:color w:val="0F172A"/>
+          <w:sz w:val="22"/>
+          <w:szCs w:val="22"/>
+        </w:rPr>
+        <w:t xml:space="preserve">تطهير الذاكرة والتخزين المحلي فور الخروج: </w:t>
+      </w:r>
+      <w:r>
+        <w:rPr>
+          <w:rFonts w:ascii="Arial" w:cs="Arial" w:eastAsia="Arial" w:hAnsi="Arial"/>
+          <w:color w:val="475569"/>
+          <w:sz w:val="22"/>
+          <w:szCs w:val="22"/>
+        </w:rPr>
+        <w:t xml:space="preserve">استدعاء clearAllData و clear لكافة طبقات الكاش وفهارس المرضى لضمان عدم بقاء أي بيانات لعيادة سابقة على الأجهزة المشتركة.</w:t>
+      </w:r>
+    </w:p>
+    <w:p>
+      <w:pPr>
+        <w:bidi/>
+        <w:spacing w:after="100" w:before="200"/>
+        <w:jc w:val="left"/>
+      </w:pPr>
+      <w:r>
+        <w:rPr>
+          <w:rFonts w:ascii="Arial" w:cs="Arial" w:eastAsia="Arial" w:hAnsi="Arial"/>
+          <w:b/>
+          <w:bCs/>
+          <w:color w:val="1E3A8A"/>
+          <w:sz w:val="24"/>
+          <w:szCs w:val="24"/>
+        </w:rPr>
+        <w:t xml:space="preserve">سابعاً: شبكة التوزيع السحابي وترويسات الأمان (Edge CDN &amp; Cache Headers)</w:t>
+      </w:r>
+    </w:p>
+    <w:p>
+      <w:pPr>
+        <w:bidi/>
+        <w:spacing w:after="80" w:before="60"/>
+        <w:jc w:val="left"/>
+      </w:pPr>
+      <w:r>
+        <w:rPr>
+          <w:rFonts w:ascii="Arial" w:cs="Arial" w:eastAsia="Arial" w:hAnsi="Arial"/>
+          <w:b w:val="false"/>
+          <w:bCs w:val="false"/>
+          <w:color w:val="0F172A"/>
+          <w:sz w:val="22"/>
+          <w:szCs w:val="22"/>
+        </w:rPr>
+        <w:t xml:space="preserve">الملف المسؤول: vercel.json</w:t>
+      </w:r>
+    </w:p>
+    <w:p>
+      <w:pPr>
+        <w:pStyle w:val="ListParagraph"/>
+        <w:numPr>
+          <w:ilvl w:val="0"/>
+          <w:numId w:val="1"/>
+        </w:numPr>
+        <w:bidi/>
+        <w:spacing w:after="80" w:before="80"/>
+        <w:jc w:val="left"/>
+      </w:pPr>
+      <w:r>
+        <w:rPr>
+          <w:rFonts w:ascii="Arial" w:cs="Arial" w:eastAsia="Arial" w:hAnsi="Arial"/>
+          <w:b/>
+          <w:bCs/>
+          <w:color w:val="0F172A"/>
+          <w:sz w:val="22"/>
+          <w:szCs w:val="22"/>
+        </w:rPr>
+        <w:t xml:space="preserve">منع كاش مسارات الـ API: </w:t>
+      </w:r>
+      <w:r>
+        <w:rPr>
+          <w:rFonts w:ascii="Arial" w:cs="Arial" w:eastAsia="Arial" w:hAnsi="Arial"/>
+          <w:color w:val="475569"/>
+          <w:sz w:val="22"/>
+          <w:szCs w:val="22"/>
+        </w:rPr>
+        <w:t xml:space="preserve">تطبيق no-cache, no-store, must-revalidate, private على مسارات /api/(.*) لحماية خصوصية المرضى.</w:t>
+      </w:r>
+    </w:p>
+    <w:p>
+      <w:pPr>
+        <w:pStyle w:val="ListParagraph"/>
+        <w:numPr>
+          <w:ilvl w:val="0"/>
+          <w:numId w:val="1"/>
+        </w:numPr>
+        <w:bidi/>
+        <w:spacing w:after="80" w:before="80"/>
+        <w:jc w:val="left"/>
+      </w:pPr>
+      <w:r>
+        <w:rPr>
+          <w:rFonts w:ascii="Arial" w:cs="Arial" w:eastAsia="Arial" w:hAnsi="Arial"/>
+          <w:b/>
+          <w:bCs/>
+          <w:color w:val="0F172A"/>
+          <w:sz w:val="22"/>
+          <w:szCs w:val="22"/>
+        </w:rPr>
+        <w:t xml:space="preserve">كاش متوازن للأصول الثابتة: </w:t>
+      </w:r>
+      <w:r>
+        <w:rPr>
+          <w:rFonts w:ascii="Arial" w:cs="Arial" w:eastAsia="Arial" w:hAnsi="Arial"/>
+          <w:color w:val="475569"/>
+          <w:sz w:val="22"/>
+          <w:szCs w:val="22"/>
+        </w:rPr>
+        <w:t xml:space="preserve">حفظ حزم Vite المعنونة بـ Hash لمدة سنة كاملة، مع ضبط الأصول الصوتية والأيقونات العامة بـ stale-while-revalidate لإتاحة تحديثها بسلاسة.</w:t>
+      </w:r>
+    </w:p>
+    <w:p>
+      <w:pPr>
+        <w:pStyle w:val="Heading1"/>
+        <w:bidi/>
+        <w:spacing w:after="160" w:before="320"/>
+        <w:jc w:val="left"/>
+      </w:pPr>
+      <w:r>
+        <w:rPr>
+          <w:rFonts w:ascii="Arial" w:cs="Arial" w:eastAsia="Arial" w:hAnsi="Arial"/>
+          <w:b/>
+          <w:bCs/>
+          <w:color w:val="0071E3"/>
+          <w:sz w:val="32"/>
+          <w:szCs w:val="32"/>
+        </w:rPr>
+        <w:t xml:space="preserve">4. جدول المقارنة الفنية الشاملة</w:t>
+      </w:r>
+    </w:p>
+    <w:tbl>
+      <w:tblPr>
+        <w:tblW w:type="pct" w:w="5000"/>
+        <w:tblBorders>
+          <w:top w:val="single" w:color="auto" w:sz="4"/>
+          <w:left w:val="single" w:color="auto" w:sz="4"/>
+          <w:bottom w:val="single" w:color="auto" w:sz="4"/>
+          <w:right w:val="single" w:color="auto" w:sz="4"/>
+          <w:insideH w:val="single" w:color="auto" w:sz="4"/>
+          <w:insideV w:val="single" w:color="auto" w:sz="4"/>
+        </w:tblBorders>
+      </w:tblPr>
+      <w:tblGrid>
+        <w:gridCol w:w="3169"/>
+        <w:gridCol w:w="3169"/>
+        <w:gridCol w:w="3169"/>
+      </w:tblGrid>
+      <w:tr>
+        <w:trPr>
+          <w:tblHeader/>
+        </w:trPr>
+        <w:tc>
+          <w:tcPr>
+            <w:shd w:fill="1E293B" w:val="clear"/>
+            <w:tcMar>
+              <w:top w:type="dxa" w:w="120"/>
+              <w:left w:type="dxa" w:w="140"/>
+              <w:bottom w:type="dxa" w:w="120"/>
+              <w:right w:type="dxa" w:w="140"/>
+            </w:tcMar>
+          </w:tcPr>
+          <w:p>
+            <w:pPr>
+              <w:bidi/>
+              <w:jc w:val="center"/>
+            </w:pPr>
+            <w:r>
+              <w:rPr>
+                <w:rFonts w:ascii="Arial" w:cs="Arial" w:eastAsia="Arial" w:hAnsi="Arial"/>
+                <w:b/>
+                <w:bCs/>
+                <w:color w:val="FFFFFF"/>
+                <w:sz w:val="21"/>
+                <w:szCs w:val="21"/>
+              </w:rPr>
+              <w:t xml:space="preserve">المعيار الهندسي</w:t>
+            </w:r>
+          </w:p>
+        </w:tc>
+        <w:tc>
+          <w:tcPr>
+            <w:shd w:fill="991B1B" w:val="clear"/>
+            <w:tcMar>
+              <w:top w:type="dxa" w:w="120"/>
+              <w:left w:type="dxa" w:w="140"/>
+              <w:bottom w:type="dxa" w:w="120"/>
+              <w:right w:type="dxa" w:w="140"/>
+            </w:tcMar>
+          </w:tcPr>
+          <w:p>
+            <w:pPr>
+              <w:bidi/>
+              <w:jc w:val="center"/>
+            </w:pPr>
+            <w:r>
+              <w:rPr>
+                <w:rFonts w:ascii="Arial" w:cs="Arial" w:eastAsia="Arial" w:hAnsi="Arial"/>
+                <w:b/>
+                <w:bCs/>
+                <w:color w:val="FFFFFF"/>
+                <w:sz w:val="21"/>
+                <w:szCs w:val="21"/>
+              </w:rPr>
+              <w:t xml:space="preserve">قبل التدقيق والإصلاح</w:t>
+            </w:r>
+          </w:p>
+        </w:tc>
+        <w:tc>
+          <w:tcPr>
+            <w:shd w:fill="166534" w:val="clear"/>
+            <w:tcMar>
+              <w:top w:type="dxa" w:w="120"/>
+              <w:left w:type="dxa" w:w="140"/>
+              <w:bottom w:type="dxa" w:w="120"/>
+              <w:right w:type="dxa" w:w="140"/>
+            </w:tcMar>
+          </w:tcPr>
+          <w:p>
+            <w:pPr>
+              <w:bidi/>
+              <w:jc w:val="center"/>
+            </w:pPr>
+            <w:r>
+              <w:rPr>
+                <w:rFonts w:ascii="Arial" w:cs="Arial" w:eastAsia="Arial" w:hAnsi="Arial"/>
+                <w:b/>
+                <w:bCs/>
+                <w:color w:val="FFFFFF"/>
+                <w:sz w:val="21"/>
+                <w:szCs w:val="21"/>
+              </w:rPr>
+              <w:t xml:space="preserve">بعد التدقيق والإصلاح البرمجي</w:t>
+            </w:r>
+          </w:p>
+        </w:tc>
+      </w:tr>
+      <w:tr>
+        <w:tc>
+          <w:tcPr>
+            <w:shd w:fill="F8FAFC" w:val="clear"/>
+            <w:tcMar>
+              <w:top w:type="dxa" w:w="100"/>
+              <w:left w:type="dxa" w:w="120"/>
+              <w:bottom w:type="dxa" w:w="100"/>
+              <w:right w:type="dxa" w:w="120"/>
+            </w:tcMar>
+          </w:tcPr>
+          <w:p>
+            <w:pPr>
+              <w:bidi/>
+              <w:jc w:val="left"/>
+            </w:pPr>
+            <w:r>
+              <w:rPr>
+                <w:rFonts w:ascii="Arial" w:cs="Arial" w:eastAsia="Arial" w:hAnsi="Arial"/>
+                <w:b/>
+                <w:bCs/>
+                <w:color w:val="0F172A"/>
+                <w:sz w:val="20"/>
+                <w:szCs w:val="20"/>
+              </w:rPr>
+              <w:t xml:space="preserve">سلامة الحجز ضد السباق (Concurrency)</w:t>
+            </w:r>
+          </w:p>
+        </w:tc>
+        <w:tc>
+          <w:tcPr>
+            <w:shd w:fill="F8FAFC" w:val="clear"/>
+            <w:tcMar>
+              <w:top w:type="dxa" w:w="100"/>
+              <w:left w:type="dxa" w:w="120"/>
+              <w:bottom w:type="dxa" w:w="100"/>
+              <w:right w:type="dxa" w:w="120"/>
+            </w:tcMar>
+          </w:tcPr>
+          <w:p>
+            <w:pPr>
+              <w:bidi/>
+              <w:jc w:val="left"/>
+            </w:pPr>
+            <w:r>
+              <w:rPr>
+                <w:rFonts w:ascii="Arial" w:cs="Arial" w:eastAsia="Arial" w:hAnsi="Arial"/>
+                <w:color w:val="991B1B"/>
+                <w:sz w:val="19"/>
+                <w:szCs w:val="19"/>
+              </w:rPr>
+              <w:t xml:space="preserve">فحص طرف العميل فقط؛ عرضة لثغرة TOCTOU والحجز المزدوج</w:t>
+            </w:r>
+          </w:p>
+        </w:tc>
+        <w:tc>
+          <w:tcPr>
+            <w:shd w:fill="F8FAFC" w:val="clear"/>
+            <w:tcMar>
+              <w:top w:type="dxa" w:w="100"/>
+              <w:left w:type="dxa" w:w="120"/>
+              <w:bottom w:type="dxa" w:w="100"/>
+              <w:right w:type="dxa" w:w="120"/>
+            </w:tcMar>
+          </w:tcPr>
+          <w:p>
+            <w:pPr>
+              <w:bidi/>
+              <w:jc w:val="left"/>
+            </w:pPr>
+            <w:r>
+              <w:rPr>
+                <w:rFonts w:ascii="Arial" w:cs="Arial" w:eastAsia="Arial" w:hAnsi="Arial"/>
+                <w:b/>
+                <w:bCs/>
+                <w:color w:val="166534"/>
+                <w:sz w:val="19"/>
+                <w:szCs w:val="19"/>
+              </w:rPr>
+              <w:t xml:space="preserve">فحص مزدوج + قفل تزامن موضعي + معالجة كود 23505 + دالة ذرية في قاعدة البيانات</w:t>
+            </w:r>
+          </w:p>
+        </w:tc>
+      </w:tr>
+      <w:tr>
+        <w:tc>
+          <w:tcPr>
+            <w:shd w:fill="FFFFFF" w:val="clear"/>
+            <w:tcMar>
+              <w:top w:type="dxa" w:w="100"/>
+              <w:left w:type="dxa" w:w="120"/>
+              <w:bottom w:type="dxa" w:w="100"/>
+              <w:right w:type="dxa" w:w="120"/>
+            </w:tcMar>
+          </w:tcPr>
+          <w:p>
+            <w:pPr>
+              <w:bidi/>
+              <w:jc w:val="left"/>
+            </w:pPr>
+            <w:r>
+              <w:rPr>
+                <w:rFonts w:ascii="Arial" w:cs="Arial" w:eastAsia="Arial" w:hAnsi="Arial"/>
+                <w:b/>
+                <w:bCs/>
+                <w:color w:val="0F172A"/>
+                <w:sz w:val="20"/>
+                <w:szCs w:val="20"/>
+              </w:rPr>
+              <w:t xml:space="preserve">تكرار طلب الحجز (Idempotency)</w:t>
+            </w:r>
+          </w:p>
+        </w:tc>
+        <w:tc>
+          <w:tcPr>
+            <w:shd w:fill="FFFFFF" w:val="clear"/>
+            <w:tcMar>
+              <w:top w:type="dxa" w:w="100"/>
+              <w:left w:type="dxa" w:w="120"/>
+              <w:bottom w:type="dxa" w:w="100"/>
+              <w:right w:type="dxa" w:w="120"/>
+            </w:tcMar>
+          </w:tcPr>
+          <w:p>
+            <w:pPr>
+              <w:bidi/>
+              <w:jc w:val="left"/>
+            </w:pPr>
+            <w:r>
+              <w:rPr>
+                <w:rFonts w:ascii="Arial" w:cs="Arial" w:eastAsia="Arial" w:hAnsi="Arial"/>
+                <w:color w:val="991B1B"/>
+                <w:sz w:val="19"/>
+                <w:szCs w:val="19"/>
+              </w:rPr>
+              <w:t xml:space="preserve">لا يوجد مفتاح عدم تكرار؛ إعادة النقر تنشئ موعداً إضافياً</w:t>
+            </w:r>
+          </w:p>
+        </w:tc>
+        <w:tc>
+          <w:tcPr>
+            <w:shd w:fill="FFFFFF" w:val="clear"/>
+            <w:tcMar>
+              <w:top w:type="dxa" w:w="100"/>
+              <w:left w:type="dxa" w:w="120"/>
+              <w:bottom w:type="dxa" w:w="100"/>
+              <w:right w:type="dxa" w:w="120"/>
+            </w:tcMar>
+          </w:tcPr>
+          <w:p>
+            <w:pPr>
+              <w:bidi/>
+              <w:jc w:val="left"/>
+            </w:pPr>
+            <w:r>
+              <w:rPr>
+                <w:rFonts w:ascii="Arial" w:cs="Arial" w:eastAsia="Arial" w:hAnsi="Arial"/>
+                <w:b/>
+                <w:bCs/>
+                <w:color w:val="166534"/>
+                <w:sz w:val="19"/>
+                <w:szCs w:val="19"/>
+              </w:rPr>
+              <w:t xml:space="preserve">دمج executeWithIdempotency لضمان إرجاع نفس النتيجة لنفس الطلب</w:t>
+            </w:r>
+          </w:p>
+        </w:tc>
+      </w:tr>
+      <w:tr>
+        <w:tc>
+          <w:tcPr>
+            <w:shd w:fill="F8FAFC" w:val="clear"/>
+            <w:tcMar>
+              <w:top w:type="dxa" w:w="100"/>
+              <w:left w:type="dxa" w:w="120"/>
+              <w:bottom w:type="dxa" w:w="100"/>
+              <w:right w:type="dxa" w:w="120"/>
+            </w:tcMar>
+          </w:tcPr>
+          <w:p>
+            <w:pPr>
+              <w:bidi/>
+              <w:jc w:val="left"/>
+            </w:pPr>
+            <w:r>
+              <w:rPr>
+                <w:rFonts w:ascii="Arial" w:cs="Arial" w:eastAsia="Arial" w:hAnsi="Arial"/>
+                <w:b/>
+                <w:bCs/>
+                <w:color w:val="0F172A"/>
+                <w:sz w:val="20"/>
+                <w:szCs w:val="20"/>
+              </w:rPr>
+              <w:t xml:space="preserve">نزاعات الملاحظات عند المزامنة</w:t>
+            </w:r>
+          </w:p>
+        </w:tc>
+        <w:tc>
+          <w:tcPr>
+            <w:shd w:fill="F8FAFC" w:val="clear"/>
+            <w:tcMar>
+              <w:top w:type="dxa" w:w="100"/>
+              <w:left w:type="dxa" w:w="120"/>
+              <w:bottom w:type="dxa" w:w="100"/>
+              <w:right w:type="dxa" w:w="120"/>
+            </w:tcMar>
+          </w:tcPr>
+          <w:p>
+            <w:pPr>
+              <w:bidi/>
+              <w:jc w:val="left"/>
+            </w:pPr>
+            <w:r>
+              <w:rPr>
+                <w:rFonts w:ascii="Arial" w:cs="Arial" w:eastAsia="Arial" w:hAnsi="Arial"/>
+                <w:color w:val="991B1B"/>
+                <w:sz w:val="19"/>
+                <w:szCs w:val="19"/>
+              </w:rPr>
+              <w:t xml:space="preserve">نظام Last-Write-Wins؛ مسح صامت للملاحظات الطبية المتعارضة</w:t>
+            </w:r>
+          </w:p>
+        </w:tc>
+        <w:tc>
+          <w:tcPr>
+            <w:shd w:fill="F8FAFC" w:val="clear"/>
+            <w:tcMar>
+              <w:top w:type="dxa" w:w="100"/>
+              <w:left w:type="dxa" w:w="120"/>
+              <w:bottom w:type="dxa" w:w="100"/>
+              <w:right w:type="dxa" w:w="120"/>
+            </w:tcMar>
+          </w:tcPr>
+          <w:p>
+            <w:pPr>
+              <w:bidi/>
+              <w:jc w:val="left"/>
+            </w:pPr>
+            <w:r>
+              <w:rPr>
+                <w:rFonts w:ascii="Arial" w:cs="Arial" w:eastAsia="Arial" w:hAnsi="Arial"/>
+                <w:b/>
+                <w:bCs/>
+                <w:color w:val="166534"/>
+                <w:sz w:val="19"/>
+                <w:szCs w:val="19"/>
+              </w:rPr>
+              <w:t xml:space="preserve">دمج ذكي مع حفظ تاريخ النزاعات revisionHistory ووسم السجل بـ hasConflict</w:t>
+            </w:r>
+          </w:p>
+        </w:tc>
+      </w:tr>
+      <w:tr>
+        <w:tc>
+          <w:tcPr>
+            <w:shd w:fill="FFFFFF" w:val="clear"/>
+            <w:tcMar>
+              <w:top w:type="dxa" w:w="100"/>
+              <w:left w:type="dxa" w:w="120"/>
+              <w:bottom w:type="dxa" w:w="100"/>
+              <w:right w:type="dxa" w:w="120"/>
+            </w:tcMar>
+          </w:tcPr>
+          <w:p>
+            <w:pPr>
+              <w:bidi/>
+              <w:jc w:val="left"/>
+            </w:pPr>
+            <w:r>
+              <w:rPr>
+                <w:rFonts w:ascii="Arial" w:cs="Arial" w:eastAsia="Arial" w:hAnsi="Arial"/>
+                <w:b/>
+                <w:bCs/>
+                <w:color w:val="0F172A"/>
+                <w:sz w:val="20"/>
+                <w:szCs w:val="20"/>
+              </w:rPr>
+              <w:t xml:space="preserve">استهلاك الباندويث (Egress)</w:t>
+            </w:r>
+          </w:p>
+        </w:tc>
+        <w:tc>
+          <w:tcPr>
+            <w:shd w:fill="FFFFFF" w:val="clear"/>
+            <w:tcMar>
+              <w:top w:type="dxa" w:w="100"/>
+              <w:left w:type="dxa" w:w="120"/>
+              <w:bottom w:type="dxa" w:w="100"/>
+              <w:right w:type="dxa" w:w="120"/>
+            </w:tcMar>
+          </w:tcPr>
+          <w:p>
+            <w:pPr>
+              <w:bidi/>
+              <w:jc w:val="left"/>
+            </w:pPr>
+            <w:r>
+              <w:rPr>
+                <w:rFonts w:ascii="Arial" w:cs="Arial" w:eastAsia="Arial" w:hAnsi="Arial"/>
+                <w:color w:val="991B1B"/>
+                <w:sz w:val="19"/>
+                <w:szCs w:val="19"/>
+              </w:rPr>
+              <w:t xml:space="preserve">سحب كافة الأعمدة افتراضياً (SELECT *) وتكلفة مرتفعة</w:t>
+            </w:r>
+          </w:p>
+        </w:tc>
+        <w:tc>
+          <w:tcPr>
+            <w:shd w:fill="FFFFFF" w:val="clear"/>
+            <w:tcMar>
+              <w:top w:type="dxa" w:w="100"/>
+              <w:left w:type="dxa" w:w="120"/>
+              <w:bottom w:type="dxa" w:w="100"/>
+              <w:right w:type="dxa" w:w="120"/>
+            </w:tcMar>
+          </w:tcPr>
+          <w:p>
+            <w:pPr>
+              <w:bidi/>
+              <w:jc w:val="left"/>
+            </w:pPr>
+            <w:r>
+              <w:rPr>
+                <w:rFonts w:ascii="Arial" w:cs="Arial" w:eastAsia="Arial" w:hAnsi="Arial"/>
+                <w:b/>
+                <w:bCs/>
+                <w:color w:val="166534"/>
+                <w:sz w:val="19"/>
+                <w:szCs w:val="19"/>
+              </w:rPr>
+              <w:t xml:space="preserve">إسقاط الأعمدة الصريح (DEFAULT_APPOINTMENT_COLUMNS) يوفر 60-75% من البيانات</w:t>
+            </w:r>
+          </w:p>
+        </w:tc>
+      </w:tr>
+      <w:tr>
+        <w:tc>
+          <w:tcPr>
+            <w:shd w:fill="F8FAFC" w:val="clear"/>
+            <w:tcMar>
+              <w:top w:type="dxa" w:w="100"/>
+              <w:left w:type="dxa" w:w="120"/>
+              <w:bottom w:type="dxa" w:w="100"/>
+              <w:right w:type="dxa" w:w="120"/>
+            </w:tcMar>
+          </w:tcPr>
+          <w:p>
+            <w:pPr>
+              <w:bidi/>
+              <w:jc w:val="left"/>
+            </w:pPr>
+            <w:r>
+              <w:rPr>
+                <w:rFonts w:ascii="Arial" w:cs="Arial" w:eastAsia="Arial" w:hAnsi="Arial"/>
+                <w:b/>
+                <w:bCs/>
+                <w:color w:val="0F172A"/>
+                <w:sz w:val="20"/>
+                <w:szCs w:val="20"/>
+              </w:rPr>
+              <w:t xml:space="preserve">تدافع الكاش (Thundering Herd)</w:t>
+            </w:r>
+          </w:p>
+        </w:tc>
+        <w:tc>
+          <w:tcPr>
+            <w:shd w:fill="F8FAFC" w:val="clear"/>
+            <w:tcMar>
+              <w:top w:type="dxa" w:w="100"/>
+              <w:left w:type="dxa" w:w="120"/>
+              <w:bottom w:type="dxa" w:w="100"/>
+              <w:right w:type="dxa" w:w="120"/>
+            </w:tcMar>
+          </w:tcPr>
+          <w:p>
+            <w:pPr>
+              <w:bidi/>
+              <w:jc w:val="left"/>
+            </w:pPr>
+            <w:r>
+              <w:rPr>
+                <w:rFonts w:ascii="Arial" w:cs="Arial" w:eastAsia="Arial" w:hAnsi="Arial"/>
+                <w:color w:val="991B1B"/>
+                <w:sz w:val="19"/>
+                <w:szCs w:val="19"/>
+              </w:rPr>
+              <w:t xml:space="preserve">عند انتهاء الكاش، تنطلق كافة الطلبات المتزامنة للخادم معاً</w:t>
+            </w:r>
+          </w:p>
+        </w:tc>
+        <w:tc>
+          <w:tcPr>
+            <w:shd w:fill="F8FAFC" w:val="clear"/>
+            <w:tcMar>
+              <w:top w:type="dxa" w:w="100"/>
+              <w:left w:type="dxa" w:w="120"/>
+              <w:bottom w:type="dxa" w:w="100"/>
+              <w:right w:type="dxa" w:w="120"/>
+            </w:tcMar>
+          </w:tcPr>
+          <w:p>
+            <w:pPr>
+              <w:bidi/>
+              <w:jc w:val="left"/>
+            </w:pPr>
+            <w:r>
+              <w:rPr>
+                <w:rFonts w:ascii="Arial" w:cs="Arial" w:eastAsia="Arial" w:hAnsi="Arial"/>
+                <w:b/>
+                <w:bCs/>
+                <w:color w:val="166534"/>
+                <w:sz w:val="19"/>
+                <w:szCs w:val="19"/>
+              </w:rPr>
+              <w:t xml:space="preserve">دمج الوعود (Single-Flight Coalescing) ينفذ طلباً واحداً ويشارك نتيجته</w:t>
+            </w:r>
+          </w:p>
+        </w:tc>
+      </w:tr>
+      <w:tr>
+        <w:tc>
+          <w:tcPr>
+            <w:shd w:fill="FFFFFF" w:val="clear"/>
+            <w:tcMar>
+              <w:top w:type="dxa" w:w="100"/>
+              <w:left w:type="dxa" w:w="120"/>
+              <w:bottom w:type="dxa" w:w="100"/>
+              <w:right w:type="dxa" w:w="120"/>
+            </w:tcMar>
+          </w:tcPr>
+          <w:p>
+            <w:pPr>
+              <w:bidi/>
+              <w:jc w:val="left"/>
+            </w:pPr>
+            <w:r>
+              <w:rPr>
+                <w:rFonts w:ascii="Arial" w:cs="Arial" w:eastAsia="Arial" w:hAnsi="Arial"/>
+                <w:b/>
+                <w:bCs/>
+                <w:color w:val="0F172A"/>
+                <w:sz w:val="20"/>
+                <w:szCs w:val="20"/>
+              </w:rPr>
+              <w:t xml:space="preserve">أمان الجلسة عند تسجيل الخروج</w:t>
+            </w:r>
+          </w:p>
+        </w:tc>
+        <w:tc>
+          <w:tcPr>
+            <w:shd w:fill="FFFFFF" w:val="clear"/>
+            <w:tcMar>
+              <w:top w:type="dxa" w:w="100"/>
+              <w:left w:type="dxa" w:w="120"/>
+              <w:bottom w:type="dxa" w:w="100"/>
+              <w:right w:type="dxa" w:w="120"/>
+            </w:tcMar>
+          </w:tcPr>
+          <w:p>
+            <w:pPr>
+              <w:bidi/>
+              <w:jc w:val="left"/>
+            </w:pPr>
+            <w:r>
+              <w:rPr>
+                <w:rFonts w:ascii="Arial" w:cs="Arial" w:eastAsia="Arial" w:hAnsi="Arial"/>
+                <w:color w:val="991B1B"/>
+                <w:sz w:val="19"/>
+                <w:szCs w:val="19"/>
+              </w:rPr>
+              <w:t xml:space="preserve">بقاء الكاش وفهارس المرضى في الذاكرة والتخزين المحلي</w:t>
+            </w:r>
+          </w:p>
+        </w:tc>
+        <w:tc>
+          <w:tcPr>
+            <w:shd w:fill="FFFFFF" w:val="clear"/>
+            <w:tcMar>
+              <w:top w:type="dxa" w:w="100"/>
+              <w:left w:type="dxa" w:w="120"/>
+              <w:bottom w:type="dxa" w:w="100"/>
+              <w:right w:type="dxa" w:w="120"/>
+            </w:tcMar>
+          </w:tcPr>
+          <w:p>
+            <w:pPr>
+              <w:bidi/>
+              <w:jc w:val="left"/>
+            </w:pPr>
+            <w:r>
+              <w:rPr>
+                <w:rFonts w:ascii="Arial" w:cs="Arial" w:eastAsia="Arial" w:hAnsi="Arial"/>
+                <w:b/>
+                <w:bCs/>
+                <w:color w:val="166534"/>
+                <w:sz w:val="19"/>
+                <w:szCs w:val="19"/>
+              </w:rPr>
+              <w:t xml:space="preserve">تطهير شامل لكافة طبقات الكاش والفهارس وقاعدة البيانات المحلية</w:t>
+            </w:r>
+          </w:p>
+        </w:tc>
+      </w:tr>
+      <w:tr>
+        <w:tc>
+          <w:tcPr>
+            <w:shd w:fill="F8FAFC" w:val="clear"/>
+            <w:tcMar>
+              <w:top w:type="dxa" w:w="100"/>
+              <w:left w:type="dxa" w:w="120"/>
+              <w:bottom w:type="dxa" w:w="100"/>
+              <w:right w:type="dxa" w:w="120"/>
+            </w:tcMar>
+          </w:tcPr>
+          <w:p>
+            <w:pPr>
+              <w:bidi/>
+              <w:jc w:val="left"/>
+            </w:pPr>
+            <w:r>
+              <w:rPr>
+                <w:rFonts w:ascii="Arial" w:cs="Arial" w:eastAsia="Arial" w:hAnsi="Arial"/>
+                <w:b/>
+                <w:bCs/>
+                <w:color w:val="0F172A"/>
+                <w:sz w:val="20"/>
+                <w:szCs w:val="20"/>
+              </w:rPr>
+              <w:t xml:space="preserve">ترويسات واجهات الـ API على الـ Edge</w:t>
+            </w:r>
+          </w:p>
+        </w:tc>
+        <w:tc>
+          <w:tcPr>
+            <w:shd w:fill="F8FAFC" w:val="clear"/>
+            <w:tcMar>
+              <w:top w:type="dxa" w:w="100"/>
+              <w:left w:type="dxa" w:w="120"/>
+              <w:bottom w:type="dxa" w:w="100"/>
+              <w:right w:type="dxa" w:w="120"/>
+            </w:tcMar>
+          </w:tcPr>
+          <w:p>
+            <w:pPr>
+              <w:bidi/>
+              <w:jc w:val="left"/>
+            </w:pPr>
+            <w:r>
+              <w:rPr>
+                <w:rFonts w:ascii="Arial" w:cs="Arial" w:eastAsia="Arial" w:hAnsi="Arial"/>
+                <w:color w:val="991B1B"/>
+                <w:sz w:val="19"/>
+                <w:szCs w:val="19"/>
+              </w:rPr>
+              <w:t xml:space="preserve">ترويسات عامة قد تسمح بتخزين مؤقت عشوائي</w:t>
+            </w:r>
+          </w:p>
+        </w:tc>
+        <w:tc>
+          <w:tcPr>
+            <w:shd w:fill="F8FAFC" w:val="clear"/>
+            <w:tcMar>
+              <w:top w:type="dxa" w:w="100"/>
+              <w:left w:type="dxa" w:w="120"/>
+              <w:bottom w:type="dxa" w:w="100"/>
+              <w:right w:type="dxa" w:w="120"/>
+            </w:tcMar>
+          </w:tcPr>
+          <w:p>
+            <w:pPr>
+              <w:bidi/>
+              <w:jc w:val="left"/>
+            </w:pPr>
+            <w:r>
+              <w:rPr>
+                <w:rFonts w:ascii="Arial" w:cs="Arial" w:eastAsia="Arial" w:hAnsi="Arial"/>
+                <w:b/>
+                <w:bCs/>
+                <w:color w:val="166534"/>
+                <w:sz w:val="19"/>
+                <w:szCs w:val="19"/>
+              </w:rPr>
+              <w:t xml:space="preserve">ترويسات مانعة للكاش صريحة (no-store, private) لحماية خصوصية المرضى</w:t>
+            </w:r>
+          </w:p>
+        </w:tc>
+      </w:tr>
+    </w:tbl>
+    <w:p>
+      <w:pPr>
+        <w:pStyle w:val="Heading1"/>
+        <w:bidi/>
+        <w:spacing w:after="160" w:before="320"/>
+        <w:jc w:val="left"/>
+      </w:pPr>
+      <w:r>
+        <w:rPr>
+          <w:rFonts w:ascii="Arial" w:cs="Arial" w:eastAsia="Arial" w:hAnsi="Arial"/>
+          <w:b/>
+          <w:bCs/>
+          <w:color w:val="0071E3"/>
+          <w:sz w:val="32"/>
+          <w:szCs w:val="32"/>
+        </w:rPr>
+        <w:t xml:space="preserve">5. نتائج بوابات الجودة البرمجية والاختبارات الآلية (Quality Gates)</w:t>
+      </w:r>
+    </w:p>
+    <w:p>
+      <w:pPr>
+        <w:pStyle w:val="ListParagraph"/>
+        <w:numPr>
+          <w:ilvl w:val="0"/>
+          <w:numId w:val="1"/>
+        </w:numPr>
+        <w:bidi/>
+        <w:spacing w:after="80" w:before="80"/>
+        <w:jc w:val="left"/>
+      </w:pPr>
+      <w:r>
+        <w:rPr>
+          <w:rFonts w:ascii="Arial" w:cs="Arial" w:eastAsia="Arial" w:hAnsi="Arial"/>
+          <w:b/>
+          <w:bCs/>
+          <w:color w:val="0F172A"/>
+          <w:sz w:val="22"/>
+          <w:szCs w:val="22"/>
+        </w:rPr>
+        <w:t xml:space="preserve">حزمة الاختبارات الشاملة (832/832): </w:t>
+      </w:r>
+      <w:r>
+        <w:rPr>
+          <w:rFonts w:ascii="Arial" w:cs="Arial" w:eastAsia="Arial" w:hAnsi="Arial"/>
+          <w:color w:val="475569"/>
+          <w:sz w:val="22"/>
+          <w:szCs w:val="22"/>
+        </w:rPr>
+        <w:t xml:space="preserve">اجتياز 100% من الاختبارات الآلية عبر 82 ملف اختبار بنجاح تام دون أي فشل، بما فيها ملف architectureAuditedHardening.test.js.</w:t>
+      </w:r>
+    </w:p>
+    <w:p>
+      <w:pPr>
+        <w:pStyle w:val="ListParagraph"/>
+        <w:numPr>
+          <w:ilvl w:val="0"/>
+          <w:numId w:val="1"/>
+        </w:numPr>
+        <w:bidi/>
+        <w:spacing w:after="80" w:before="80"/>
+        <w:jc w:val="left"/>
+      </w:pPr>
+      <w:r>
+        <w:rPr>
+          <w:rFonts w:ascii="Arial" w:cs="Arial" w:eastAsia="Arial" w:hAnsi="Arial"/>
+          <w:b/>
+          <w:bCs/>
+          <w:color w:val="0F172A"/>
+          <w:sz w:val="22"/>
+          <w:szCs w:val="22"/>
+        </w:rPr>
+        <w:t xml:space="preserve">الفحص المعماري الصارم (oxlint): </w:t>
+      </w:r>
+      <w:r>
+        <w:rPr>
+          <w:rFonts w:ascii="Arial" w:cs="Arial" w:eastAsia="Arial" w:hAnsi="Arial"/>
+          <w:color w:val="475569"/>
+          <w:sz w:val="22"/>
+          <w:szCs w:val="22"/>
+        </w:rPr>
+        <w:t xml:space="preserve">صفر أخطاء (0 Errors) عبر 429 ملفاً مصدرياً.</w:t>
+      </w:r>
+    </w:p>
+    <w:p>
+      <w:pPr>
+        <w:pStyle w:val="ListParagraph"/>
+        <w:numPr>
+          <w:ilvl w:val="0"/>
+          <w:numId w:val="1"/>
+        </w:numPr>
+        <w:bidi/>
+        <w:spacing w:after="80" w:before="80"/>
+        <w:jc w:val="left"/>
+      </w:pPr>
+      <w:r>
+        <w:rPr>
+          <w:rFonts w:ascii="Arial" w:cs="Arial" w:eastAsia="Arial" w:hAnsi="Arial"/>
+          <w:b/>
+          <w:bCs/>
+          <w:color w:val="0F172A"/>
+          <w:sz w:val="22"/>
+          <w:szCs w:val="22"/>
+        </w:rPr>
+        <w:t xml:space="preserve">البناء والتحزيم الإنتاجي (npm run build): </w:t>
+      </w:r>
+      <w:r>
+        <w:rPr>
+          <w:rFonts w:ascii="Arial" w:cs="Arial" w:eastAsia="Arial" w:hAnsi="Arial"/>
+          <w:color w:val="475569"/>
+          <w:sz w:val="22"/>
+          <w:szCs w:val="22"/>
+        </w:rPr>
+        <w:t xml:space="preserve">بناء إنتاجي سليم في 2.44 ثانية فقط مع تقسيم الحزم وتوليد خرائط المصدر.</w:t>
+      </w:r>
+    </w:p>
+    <w:p>
+      <w:pPr>
+        <w:pStyle w:val="Heading1"/>
+        <w:bidi/>
+        <w:spacing w:after="160" w:before="320"/>
+        <w:jc w:val="left"/>
+      </w:pPr>
+      <w:r>
+        <w:rPr>
+          <w:rFonts w:ascii="Arial" w:cs="Arial" w:eastAsia="Arial" w:hAnsi="Arial"/>
+          <w:b/>
+          <w:bCs/>
+          <w:color w:val="0071E3"/>
+          <w:sz w:val="32"/>
+          <w:szCs w:val="32"/>
+        </w:rPr>
+        <w:t xml:space="preserve">6. المخاطر المتبقية والتوصيات الفنية لأصحاب القرار</w:t>
+      </w:r>
+    </w:p>
+    <w:p>
+      <w:pPr>
+        <w:pStyle w:val="ListParagraph"/>
+        <w:numPr>
+          <w:ilvl w:val="0"/>
+          <w:numId w:val="1"/>
+        </w:numPr>
+        <w:bidi/>
+        <w:spacing w:after="80" w:before="80"/>
+        <w:jc w:val="left"/>
+      </w:pPr>
+      <w:r>
+        <w:rPr>
+          <w:rFonts w:ascii="Arial" w:cs="Arial" w:eastAsia="Arial" w:hAnsi="Arial"/>
+          <w:b/>
+          <w:bCs/>
+          <w:color w:val="0F172A"/>
+          <w:sz w:val="22"/>
+          <w:szCs w:val="22"/>
+        </w:rPr>
+        <w:t xml:space="preserve">1. تطبيق الميجريشن على قاعدة بيانات الإنتاج: </w:t>
+      </w:r>
+      <w:r>
+        <w:rPr>
+          <w:rFonts w:ascii="Arial" w:cs="Arial" w:eastAsia="Arial" w:hAnsi="Arial"/>
+          <w:color w:val="475569"/>
+          <w:sz w:val="22"/>
+          <w:szCs w:val="22"/>
+        </w:rPr>
+        <w:t xml:space="preserve">يجب تشغيل ملف 20261013_atomic_appointment_booking.sql على لوحة تحكم Supabase لتفعيل القيد الفريد والإجراء الذري على السيرفر.</w:t>
+      </w:r>
+    </w:p>
+    <w:p>
+      <w:pPr>
+        <w:pStyle w:val="ListParagraph"/>
+        <w:numPr>
+          <w:ilvl w:val="0"/>
+          <w:numId w:val="1"/>
+        </w:numPr>
+        <w:bidi/>
+        <w:spacing w:after="80" w:before="80"/>
+        <w:jc w:val="left"/>
+      </w:pPr>
+      <w:r>
+        <w:rPr>
+          <w:rFonts w:ascii="Arial" w:cs="Arial" w:eastAsia="Arial" w:hAnsi="Arial"/>
+          <w:b/>
+          <w:bCs/>
+          <w:color w:val="0F172A"/>
+          <w:sz w:val="22"/>
+          <w:szCs w:val="22"/>
+        </w:rPr>
+        <w:t xml:space="preserve">2. تشفير الأجهزة المشتركة في العيادات: </w:t>
+      </w:r>
+      <w:r>
+        <w:rPr>
+          <w:rFonts w:ascii="Arial" w:cs="Arial" w:eastAsia="Arial" w:hAnsi="Arial"/>
+          <w:color w:val="475569"/>
+          <w:sz w:val="22"/>
+          <w:szCs w:val="22"/>
+        </w:rPr>
+        <w:t xml:space="preserve">تفعيل تشفير الأقراص (BitLocker / FileVault) على أجهزة الاستقبال لحماية ملفات المتصفح المحلية غير المشفرة.</w:t>
+      </w:r>
+    </w:p>
+    <w:p>
+      <w:pPr>
+        <w:pStyle w:val="ListParagraph"/>
+        <w:numPr>
+          <w:ilvl w:val="0"/>
+          <w:numId w:val="1"/>
+        </w:numPr>
+        <w:bidi/>
+        <w:spacing w:after="80" w:before="80"/>
+        <w:jc w:val="left"/>
+      </w:pPr>
+      <w:r>
+        <w:rPr>
+          <w:rFonts w:ascii="Arial" w:cs="Arial" w:eastAsia="Arial" w:hAnsi="Arial"/>
+          <w:b/>
+          <w:bCs/>
+          <w:color w:val="0F172A"/>
+          <w:sz w:val="22"/>
+          <w:szCs w:val="22"/>
+        </w:rPr>
+        <w:t xml:space="preserve">3. تفعيل Upstash Redis عند التوسع الموزع: </w:t>
+      </w:r>
+      <w:r>
+        <w:rPr>
+          <w:rFonts w:ascii="Arial" w:cs="Arial" w:eastAsia="Arial" w:hAnsi="Arial"/>
+          <w:color w:val="475569"/>
+          <w:sz w:val="22"/>
+          <w:szCs w:val="22"/>
+        </w:rPr>
+        <w:t xml:space="preserve">في حال تشغيل المنظومة عبر بيئات خوادم سحابية متعددة تحتاج لتنسيق مركزي، يجب تزويد النظام بمفاتيح Upstash لتفعيل التقييد الموزع.</w:t>
       </w:r>
     </w:p>
     <w:sectPr>
